--- a/examples/templates/branddocs_template.docx
+++ b/examples/templates/branddocs_template.docx
@@ -1253,10 +1253,20 @@
       </w:r>
     </w:p>
     <w:p>
+      <w:r>
+        <w:t xml:space="preserve">Full brand guidelines: </w:t>
+      </w:r>
+      <w:hyperlink r:id="rId12">
+        <w:r>
+          <w:t xml:space="preserve">brand.example.com</w:t>
+        </w:r>
+      </w:hyperlink>
+    </w:p>
+    <w:p>
       <w:pPr>
         <w:sectPr>
-          <w:headerReference w:type="default" r:id="rId12"/>
-          <w:footerReference w:type="default" r:id="rId13"/>
+          <w:headerReference w:type="default" r:id="rId13"/>
+          <w:footerReference w:type="default" r:id="rId14"/>
           <w:pgSz w:w="12240" w:h="15840"/>
           <w:pgMar w:top="1440" w:right="1800" w:bottom="1440" w:left="1800" w:header="720" w:footer="720" w:gutter="0"/>
           <w:cols w:space="720"/>

--- a/examples/templates/branddocs_template.docx
+++ b/examples/templates/branddocs_template.docx
@@ -60,6 +60,51 @@
         </w:pBdr>
         <w:spacing w:before="60" w:after="180"/>
       </w:pPr>
+      <w:r>
+        <w:drawing>
+          <wp:anchor distT="0" distB="0" distL="0" distR="0" simplePos="0" relativeHeight="0" behindDoc="1" locked="0" layoutInCell="1" allowOverlap="1">
+            <wp:simplePos x="0" y="0"/>
+            <wp:positionH relativeFrom="column">
+              <wp:posOffset>0</wp:posOffset>
+            </wp:positionH>
+            <wp:positionV relativeFrom="paragraph">
+              <wp:posOffset>0</wp:posOffset>
+            </wp:positionV>
+            <wp:extent cx="5943600" cy="274320"/>
+            <wp:effectExtent l="0" t="0" r="0" b="0"/>
+            <wp:wrapNone/>
+            <wp:docPr id="400" name="BrandDocsCoverBackdrop"/>
+            <wp:cNvGraphicFramePr/>
+            <ns2:graphic xmlns:ns2="http://schemas.openxmlformats.org/drawingml/2006/main">
+              <ns2:graphicData uri="http://schemas.microsoft.com/office/word/2010/wordprocessingShape">
+                <wps:wsp>
+                  <wps:cNvSpPr/>
+                  <wps:spPr>
+                    <ns2:xfrm>
+                      <ns2:off x="0" y="0"/>
+                      <ns2:ext cx="5943600" cy="274320"/>
+                    </ns2:xfrm>
+                    <ns2:prstGeom prst="roundRect">
+                      <ns2:avLst>
+                        <ns2:gd name="adj" fmla="val 8000"/>
+                      </ns2:avLst>
+                    </ns2:prstGeom>
+                    <ns2:solidFill>
+                      <ns2:srgbClr val="16213F"/>
+                    </ns2:solidFill>
+                    <ns2:ln w="19050">
+                      <ns2:solidFill>
+                        <ns2:srgbClr val="E0742B"/>
+                      </ns2:solidFill>
+                    </ns2:ln>
+                  </wps:spPr>
+                  <wps:bodyPr rtlIns="0" bIns="0"/>
+                </wps:wsp>
+              </ns2:graphicData>
+            </ns2:graphic>
+          </wp:anchor>
+        </w:drawing>
+      </w:r>
     </w:p>
     <w:tbl>
       <w:tblPr>
@@ -81,6 +126,10 @@
           </w:tcPr>
           <w:p>
             <w:r>
+              <w:rPr>
+                <w:rFonts w:ascii="Arial" w:hAnsi="Arial"/>
+                <w:color w:val="FFFFFF"/>
+              </w:rPr>
               <w:t>Brand health</w:t>
             </w:r>
           </w:p>
@@ -91,6 +140,10 @@
           </w:tcPr>
           <w:p>
             <w:r>
+              <w:rPr>
+                <w:rFonts w:ascii="Arial" w:hAnsi="Arial"/>
+                <w:color w:val="FFFFFF"/>
+              </w:rPr>
               <w:t>Template coverage</w:t>
             </w:r>
           </w:p>
@@ -101,6 +154,10 @@
           </w:tcPr>
           <w:p>
             <w:r>
+              <w:rPr>
+                <w:rFonts w:ascii="Arial" w:hAnsi="Arial"/>
+                <w:color w:val="FFFFFF"/>
+              </w:rPr>
               <w:t>Audit posture</w:t>
             </w:r>
           </w:p>
@@ -113,7 +170,22 @@
           </w:tcPr>
           <w:p>
             <w:r>
-              <w:t>92</w:t>
+              <w:fldChar w:fldCharType="begin" w:dirty="true"/>
+            </w:r>
+            <w:r>
+              <w:instrText xml:space="preserve"> DOCPROPERTY BrandHealth \* MERGEFORMAT </w:instrText>
+            </w:r>
+            <w:r>
+              <w:fldChar w:fldCharType="separate"/>
+            </w:r>
+            <w:r>
+              <w:rPr>
+                <w:color w:val="16213F"/>
+              </w:rPr>
+              <w:t xml:space="preserve">92</w:t>
+            </w:r>
+            <w:r>
+              <w:fldChar w:fldCharType="end"/>
             </w:r>
           </w:p>
         </w:tc>
@@ -123,7 +195,22 @@
           </w:tcPr>
           <w:p>
             <w:r>
-              <w:t>3 formats</w:t>
+              <w:fldChar w:fldCharType="begin" w:dirty="true"/>
+            </w:r>
+            <w:r>
+              <w:instrText xml:space="preserve"> DOCPROPERTY FormatsAudited \* MERGEFORMAT </w:instrText>
+            </w:r>
+            <w:r>
+              <w:fldChar w:fldCharType="separate"/>
+            </w:r>
+            <w:r>
+              <w:rPr>
+                <w:color w:val="16213F"/>
+              </w:rPr>
+              <w:t xml:space="preserve">3 formats</w:t>
+            </w:r>
+            <w:r>
+              <w:fldChar w:fldCharType="end"/>
             </w:r>
           </w:p>
         </w:tc>
@@ -133,7 +220,137 @@
           </w:tcPr>
           <w:p>
             <w:r>
+              <w:rPr>
+                <w:color w:val="16213F"/>
+              </w:rPr>
               <w:t>Deep QA</w:t>
+            </w:r>
+          </w:p>
+        </w:tc>
+      </w:tr>
+    </w:tbl>
+    <w:p/>
+    <w:tbl>
+      <w:tblPr>
+        <w:tblStyle w:val="BrandDocsTableCompact"/>
+        <w:tblW w:type="auto" w:w="0"/>
+        <w:tblLayout w:type="fixed"/>
+        <w:tblLook w:firstColumn="1" w:firstRow="1" w:lastColumn="0" w:lastRow="0" w:noHBand="0" w:noVBand="1" w:val="04A0"/>
+        <w:tblLook w:firstRow="0" w:lastRow="1" w:firstColumn="0" w:lastColumn="0" w:noHBand="1" w:noVBand="1"/>
+        <w:tblLayout w:type="fixed"/>
+      </w:tblPr>
+      <w:tblGrid>
+        <w:gridCol w:w="4320"/>
+        <w:gridCol w:w="4320"/>
+      </w:tblGrid>
+      <w:tr>
+        <w:tc>
+          <w:tcPr>
+            <w:tcW w:type="dxa" w:w="4320"/>
+          </w:tcPr>
+          <w:p>
+            <w:r>
+              <w:rPr>
+                <w:color w:val="16213F"/>
+              </w:rPr>
+              <w:t>Templates audited</w:t>
+            </w:r>
+          </w:p>
+        </w:tc>
+        <w:tc>
+          <w:tcPr>
+            <w:tcW w:type="dxa" w:w="2160"/>
+          </w:tcPr>
+          <w:p>
+            <w:r>
+              <w:rPr>
+                <w:color w:val="16213F"/>
+              </w:rPr>
+              <w:t>3</w:t>
+            </w:r>
+          </w:p>
+        </w:tc>
+      </w:tr>
+      <w:tr>
+        <w:tc>
+          <w:tcPr>
+            <w:tcW w:type="dxa" w:w="4320"/>
+          </w:tcPr>
+          <w:p>
+            <w:r>
+              <w:rPr>
+                <w:color w:val="16213F"/>
+              </w:rPr>
+              <w:t>Roles captured</w:t>
+            </w:r>
+          </w:p>
+        </w:tc>
+        <w:tc>
+          <w:tcPr>
+            <w:tcW w:type="dxa" w:w="2160"/>
+          </w:tcPr>
+          <w:p>
+            <w:r>
+              <w:rPr>
+                <w:color w:val="16213F"/>
+              </w:rPr>
+              <w:t>14</w:t>
+            </w:r>
+          </w:p>
+        </w:tc>
+      </w:tr>
+      <w:tr>
+        <w:tc>
+          <w:tcPr>
+            <w:tcW w:type="dxa" w:w="4320"/>
+          </w:tcPr>
+          <w:p>
+            <w:r>
+              <w:rPr>
+                <w:color w:val="16213F"/>
+              </w:rPr>
+              <w:t>Open QA findings</w:t>
+            </w:r>
+          </w:p>
+        </w:tc>
+        <w:tc>
+          <w:tcPr>
+            <w:tcW w:type="dxa" w:w="2160"/>
+          </w:tcPr>
+          <w:p>
+            <w:r>
+              <w:rPr>
+                <w:color w:val="16213F"/>
+              </w:rPr>
+              <w:t>0</w:t>
+            </w:r>
+          </w:p>
+        </w:tc>
+      </w:tr>
+      <w:tr>
+        <w:tc>
+          <w:tcPr>
+            <w:tcW w:type="dxa" w:w="4320"/>
+          </w:tcPr>
+          <w:p>
+            <w:r>
+              <w:rPr>
+                <w:color w:val="FFFFFF"/>
+              </w:rPr>
+              <w:t>Total checks passed</w:t>
+            </w:r>
+          </w:p>
+        </w:tc>
+        <w:tc>
+          <w:tcPr>
+            <w:tcW w:type="dxa" w:w="2160"/>
+          </w:tcPr>
+          <w:p>
+            <w:r>
+              <w:rPr>
+                <w:color w:val="FFFFFF"/>
+              </w:rPr>
+              <w:t>27</w:t>
             </w:r>
           </w:p>
         </w:tc>
@@ -503,6 +720,10 @@
         <w:pStyle w:val="Heading1"/>
       </w:pPr>
       <w:r>
+        <w:rPr>
+          <w:rFonts w:ascii="Arial" w:hAnsi="Arial"/>
+          <w:color w:val="16213F"/>
+        </w:rPr>
         <w:t>Brand operating principles</w:t>
       </w:r>
     </w:p>
@@ -511,6 +732,11 @@
         <w:pStyle w:val="BrandDocsBulletL1"/>
       </w:pPr>
       <w:r>
+        <w:rPr>
+          <w:rFonts w:ascii="Calibri" w:hAnsi="Calibri"/>
+          <w:color w:val="16213F"/>
+          <w:sz w:val="22"/>
+        </w:rPr>
         <w:t>Consistency before customization</w:t>
       </w:r>
     </w:p>
@@ -519,6 +745,11 @@
         <w:pStyle w:val="BrandDocsBulletL2"/>
       </w:pPr>
       <w:r>
+        <w:rPr>
+          <w:rFonts w:ascii="Calibri" w:hAnsi="Calibri"/>
+          <w:color w:val="16213F"/>
+          <w:sz w:val="22"/>
+        </w:rPr>
         <w:t>One palette: navy, teal, amber</w:t>
       </w:r>
     </w:p>
@@ -527,6 +758,11 @@
         <w:pStyle w:val="BrandDocsBulletL2"/>
       </w:pPr>
       <w:r>
+        <w:rPr>
+          <w:rFonts w:ascii="Calibri" w:hAnsi="Calibri"/>
+          <w:color w:val="16213F"/>
+          <w:sz w:val="22"/>
+        </w:rPr>
         <w:t>Type scale fixed across all templates</w:t>
       </w:r>
     </w:p>
@@ -535,6 +771,11 @@
         <w:pStyle w:val="BrandDocsBulletL1"/>
       </w:pPr>
       <w:r>
+        <w:rPr>
+          <w:rFonts w:ascii="Calibri" w:hAnsi="Calibri"/>
+          <w:color w:val="16213F"/>
+          <w:sz w:val="22"/>
+        </w:rPr>
         <w:t>Templates are contracts, not suggestions</w:t>
       </w:r>
     </w:p>
@@ -543,6 +784,11 @@
         <w:pStyle w:val="BrandDocsBulletL2"/>
       </w:pPr>
       <w:r>
+        <w:rPr>
+          <w:rFonts w:ascii="Calibri" w:hAnsi="Calibri"/>
+          <w:color w:val="16213F"/>
+          <w:sz w:val="22"/>
+        </w:rPr>
         <w:t>Cover, contents, and indices are preserved</w:t>
       </w:r>
     </w:p>
@@ -551,6 +797,11 @@
         <w:pStyle w:val="BrandDocsBulletL2"/>
       </w:pPr>
       <w:r>
+        <w:rPr>
+          <w:rFonts w:ascii="Calibri" w:hAnsi="Calibri"/>
+          <w:color w:val="16213F"/>
+          <w:sz w:val="22"/>
+        </w:rPr>
         <w:t>Body content is regenerated per request</w:t>
       </w:r>
     </w:p>
@@ -559,6 +810,10 @@
         <w:pStyle w:val="Heading2"/>
       </w:pPr>
       <w:r>
+        <w:rPr>
+          <w:rFonts w:ascii="Arial" w:hAnsi="Arial"/>
+          <w:color w:val="16213F"/>
+        </w:rPr>
         <w:t>Rollout sequence</w:t>
       </w:r>
     </w:p>
@@ -567,6 +822,11 @@
         <w:pStyle w:val="BrandDocsNumberL1"/>
       </w:pPr>
       <w:r>
+        <w:rPr>
+          <w:rFonts w:ascii="Calibri" w:hAnsi="Calibri"/>
+          <w:color w:val="16213F"/>
+          <w:sz w:val="22"/>
+        </w:rPr>
         <w:t>Extract the template surface and brand profile</w:t>
       </w:r>
     </w:p>
@@ -575,6 +835,11 @@
         <w:pStyle w:val="BrandDocsNumberL1"/>
       </w:pPr>
       <w:r>
+        <w:rPr>
+          <w:rFonts w:ascii="Calibri" w:hAnsi="Calibri"/>
+          <w:color w:val="16213F"/>
+          <w:sz w:val="22"/>
+        </w:rPr>
         <w:t>Review the captured slots and index front matter</w:t>
       </w:r>
     </w:p>
@@ -583,6 +848,11 @@
         <w:pStyle w:val="BrandDocsNumberL1"/>
       </w:pPr>
       <w:r>
+        <w:rPr>
+          <w:rFonts w:ascii="Calibri" w:hAnsi="Calibri"/>
+          <w:color w:val="16213F"/>
+          <w:sz w:val="22"/>
+        </w:rPr>
         <w:t>Generate the branded document</w:t>
       </w:r>
     </w:p>
@@ -591,6 +861,10 @@
         <w:pStyle w:val="Heading2"/>
       </w:pPr>
       <w:r>
+        <w:rPr>
+          <w:rFonts w:ascii="Arial" w:hAnsi="Arial"/>
+          <w:color w:val="16213F"/>
+        </w:rPr>
         <w:t>BrandDocs quarterly revenue</w:t>
       </w:r>
     </w:p>
@@ -614,6 +888,10 @@
           </w:tcPr>
           <w:p>
             <w:r>
+              <w:rPr>
+                <w:rFonts w:ascii="Arial" w:hAnsi="Arial"/>
+                <w:color w:val="FFFFFF"/>
+              </w:rPr>
               <w:t>Quarter</w:t>
             </w:r>
           </w:p>
@@ -624,6 +902,10 @@
           </w:tcPr>
           <w:p>
             <w:r>
+              <w:rPr>
+                <w:rFonts w:ascii="Arial" w:hAnsi="Arial"/>
+                <w:color w:val="FFFFFF"/>
+              </w:rPr>
               <w:t>Revenue</w:t>
             </w:r>
           </w:p>
@@ -634,6 +916,10 @@
           </w:tcPr>
           <w:p>
             <w:r>
+              <w:rPr>
+                <w:rFonts w:ascii="Arial" w:hAnsi="Arial"/>
+                <w:color w:val="FFFFFF"/>
+              </w:rPr>
               <w:t>Growth</w:t>
             </w:r>
           </w:p>
@@ -644,6 +930,10 @@
           </w:tcPr>
           <w:p>
             <w:r>
+              <w:rPr>
+                <w:rFonts w:ascii="Arial" w:hAnsi="Arial"/>
+                <w:color w:val="FFFFFF"/>
+              </w:rPr>
               <w:t>Region</w:t>
             </w:r>
           </w:p>
@@ -656,6 +946,11 @@
           </w:tcPr>
           <w:p>
             <w:r>
+              <w:rPr>
+                <w:rFonts w:ascii="Calibri" w:hAnsi="Calibri"/>
+                <w:color w:val="16213F"/>
+                <w:sz w:val="22"/>
+              </w:rPr>
               <w:t>Q1 2026</w:t>
             </w:r>
           </w:p>
@@ -666,6 +961,11 @@
           </w:tcPr>
           <w:p>
             <w:r>
+              <w:rPr>
+                <w:rFonts w:ascii="Calibri" w:hAnsi="Calibri"/>
+                <w:color w:val="16213F"/>
+                <w:sz w:val="22"/>
+              </w:rPr>
               <w:t>$3.20M</w:t>
             </w:r>
           </w:p>
@@ -676,6 +976,11 @@
           </w:tcPr>
           <w:p>
             <w:r>
+              <w:rPr>
+                <w:rFonts w:ascii="Calibri" w:hAnsi="Calibri"/>
+                <w:color w:val="16213F"/>
+                <w:sz w:val="22"/>
+              </w:rPr>
               <w:t>+8.4%</w:t>
             </w:r>
           </w:p>
@@ -686,6 +991,11 @@
           </w:tcPr>
           <w:p>
             <w:r>
+              <w:rPr>
+                <w:rFonts w:ascii="Calibri" w:hAnsi="Calibri"/>
+                <w:color w:val="16213F"/>
+                <w:sz w:val="22"/>
+              </w:rPr>
               <w:t>North</w:t>
             </w:r>
           </w:p>
@@ -698,6 +1008,11 @@
           </w:tcPr>
           <w:p>
             <w:r>
+              <w:rPr>
+                <w:rFonts w:ascii="Calibri" w:hAnsi="Calibri"/>
+                <w:color w:val="16213F"/>
+                <w:sz w:val="22"/>
+              </w:rPr>
               <w:t>Q2 2026</w:t>
             </w:r>
           </w:p>
@@ -708,6 +1023,11 @@
           </w:tcPr>
           <w:p>
             <w:r>
+              <w:rPr>
+                <w:rFonts w:ascii="Calibri" w:hAnsi="Calibri"/>
+                <w:color w:val="16213F"/>
+                <w:sz w:val="22"/>
+              </w:rPr>
               <w:t>$3.48M</w:t>
             </w:r>
           </w:p>
@@ -718,6 +1038,11 @@
           </w:tcPr>
           <w:p>
             <w:r>
+              <w:rPr>
+                <w:rFonts w:ascii="Calibri" w:hAnsi="Calibri"/>
+                <w:color w:val="16213F"/>
+                <w:sz w:val="22"/>
+              </w:rPr>
               <w:t>+8.8%</w:t>
             </w:r>
           </w:p>
@@ -728,6 +1053,11 @@
           </w:tcPr>
           <w:p>
             <w:r>
+              <w:rPr>
+                <w:rFonts w:ascii="Calibri" w:hAnsi="Calibri"/>
+                <w:color w:val="16213F"/>
+                <w:sz w:val="22"/>
+              </w:rPr>
               <w:t>South</w:t>
             </w:r>
           </w:p>
@@ -740,6 +1070,11 @@
           </w:tcPr>
           <w:p>
             <w:r>
+              <w:rPr>
+                <w:rFonts w:ascii="Calibri" w:hAnsi="Calibri"/>
+                <w:color w:val="16213F"/>
+                <w:sz w:val="22"/>
+              </w:rPr>
               <w:t>Q3 2026</w:t>
             </w:r>
           </w:p>
@@ -750,6 +1085,11 @@
           </w:tcPr>
           <w:p>
             <w:r>
+              <w:rPr>
+                <w:rFonts w:ascii="Calibri" w:hAnsi="Calibri"/>
+                <w:color w:val="16213F"/>
+                <w:sz w:val="22"/>
+              </w:rPr>
               <w:t>$3.91M</w:t>
             </w:r>
           </w:p>
@@ -760,6 +1100,11 @@
           </w:tcPr>
           <w:p>
             <w:r>
+              <w:rPr>
+                <w:rFonts w:ascii="Calibri" w:hAnsi="Calibri"/>
+                <w:color w:val="16213F"/>
+                <w:sz w:val="22"/>
+              </w:rPr>
               <w:t>+12.4%</w:t>
             </w:r>
           </w:p>
@@ -770,6 +1115,11 @@
           </w:tcPr>
           <w:p>
             <w:r>
+              <w:rPr>
+                <w:rFonts w:ascii="Calibri" w:hAnsi="Calibri"/>
+                <w:color w:val="16213F"/>
+                <w:sz w:val="22"/>
+              </w:rPr>
               <w:t>EMEA</w:t>
             </w:r>
           </w:p>
@@ -782,6 +1132,11 @@
           </w:tcPr>
           <w:p>
             <w:r>
+              <w:rPr>
+                <w:rFonts w:ascii="Calibri" w:hAnsi="Calibri"/>
+                <w:color w:val="16213F"/>
+                <w:sz w:val="22"/>
+              </w:rPr>
               <w:t>Q4 2026</w:t>
             </w:r>
           </w:p>
@@ -792,6 +1147,11 @@
           </w:tcPr>
           <w:p>
             <w:r>
+              <w:rPr>
+                <w:rFonts w:ascii="Calibri" w:hAnsi="Calibri"/>
+                <w:color w:val="16213F"/>
+                <w:sz w:val="22"/>
+              </w:rPr>
               <w:t>$4.25M</w:t>
             </w:r>
           </w:p>
@@ -802,6 +1162,11 @@
           </w:tcPr>
           <w:p>
             <w:r>
+              <w:rPr>
+                <w:rFonts w:ascii="Calibri" w:hAnsi="Calibri"/>
+                <w:color w:val="16213F"/>
+                <w:sz w:val="22"/>
+              </w:rPr>
               <w:t>+8.7%</w:t>
             </w:r>
           </w:p>
@@ -812,6 +1177,11 @@
           </w:tcPr>
           <w:p>
             <w:r>
+              <w:rPr>
+                <w:rFonts w:ascii="Calibri" w:hAnsi="Calibri"/>
+                <w:color w:val="16213F"/>
+                <w:sz w:val="22"/>
+              </w:rPr>
               <w:t>APAC</w:t>
             </w:r>
           </w:p>
@@ -925,6 +1295,16 @@
         <w:pStyle w:val="BrandDocsCallout"/>
       </w:pPr>
       <w:r>
+        <w:rPr>
+          <w:rStyle w:val="BrandDocsLeadIn"/>
+          <w:color w:val="16213F"/>
+        </w:rPr>
+        <w:t xml:space="preserve">Note. </w:t>
+      </w:r>
+      <w:r>
+        <w:rPr>
+          <w:color w:val="16213F"/>
+        </w:rPr>
         <w:t>BrandDocs Corp is a synthetic, fictional company used to demonstrate an on-brand internal brief. All figures, names, and regions in this template are illustrative.</w:t>
       </w:r>
     </w:p>
@@ -933,7 +1313,23 @@
         <w:pStyle w:val="BrandDocsQuote"/>
       </w:pPr>
       <w:r>
-        <w:t>Design rule: preserve proven structure only while it improves the final artifact. If visual QA shows blank space, stale content, or broken flow, repair the composition rather than copying the template blindly.</w:t>
+        <w:rPr>
+          <w:color w:val="16213F"/>
+        </w:rPr>
+        <w:t xml:space="preserve">Design rule: preserve proven structure only while it </w:t>
+      </w:r>
+      <w:r>
+        <w:rPr>
+          <w:rStyle w:val="BrandDocsEmphasis"/>
+          <w:color w:val="2B7CD3"/>
+        </w:rPr>
+        <w:t>improves the final artifact</w:t>
+      </w:r>
+      <w:r>
+        <w:rPr>
+          <w:color w:val="16213F"/>
+        </w:rPr>
+        <w:t>. If visual QA shows blank space, stale content, or broken flow, repair the composition rather than copying the template blindly.</w:t>
       </w:r>
     </w:p>
     <w:p>
@@ -941,11 +1337,20 @@
         <w:pStyle w:val="Heading2"/>
       </w:pPr>
       <w:r>
+        <w:rPr>
+          <w:rFonts w:ascii="Arial" w:hAnsi="Arial"/>
+          <w:color w:val="16213F"/>
+        </w:rPr>
         <w:t>Readiness and risk matrix</w:t>
       </w:r>
     </w:p>
     <w:p>
       <w:r>
+        <w:rPr>
+          <w:rFonts w:ascii="Calibri" w:hAnsi="Calibri"/>
+          <w:color w:val="16213F"/>
+          <w:sz w:val="22"/>
+        </w:rPr>
         <w:t>The matrix below gives the template a realistic governance surface: it mixes status, owner, signal, and mitigation text in a branded table.</w:t>
       </w:r>
     </w:p>
@@ -971,6 +1376,10 @@
           </w:tcPr>
           <w:p>
             <w:r>
+              <w:rPr>
+                <w:rFonts w:ascii="Arial" w:hAnsi="Arial"/>
+                <w:color w:val="FFFFFF"/>
+              </w:rPr>
               <w:t>Area</w:t>
             </w:r>
           </w:p>
@@ -981,6 +1390,10 @@
           </w:tcPr>
           <w:p>
             <w:r>
+              <w:rPr>
+                <w:rFonts w:ascii="Arial" w:hAnsi="Arial"/>
+                <w:color w:val="FFFFFF"/>
+              </w:rPr>
               <w:t>Signal</w:t>
             </w:r>
           </w:p>
@@ -991,6 +1404,10 @@
           </w:tcPr>
           <w:p>
             <w:r>
+              <w:rPr>
+                <w:rFonts w:ascii="Arial" w:hAnsi="Arial"/>
+                <w:color w:val="FFFFFF"/>
+              </w:rPr>
               <w:t>Owner</w:t>
             </w:r>
           </w:p>
@@ -1001,6 +1418,10 @@
           </w:tcPr>
           <w:p>
             <w:r>
+              <w:rPr>
+                <w:rFonts w:ascii="Arial" w:hAnsi="Arial"/>
+                <w:color w:val="FFFFFF"/>
+              </w:rPr>
               <w:t>Mitigation</w:t>
             </w:r>
           </w:p>
@@ -1013,6 +1434,11 @@
           </w:tcPr>
           <w:p>
             <w:r>
+              <w:rPr>
+                <w:rFonts w:ascii="Calibri" w:hAnsi="Calibri"/>
+                <w:color w:val="16213F"/>
+                <w:sz w:val="22"/>
+              </w:rPr>
               <w:t>Visual QA</w:t>
             </w:r>
           </w:p>
@@ -1023,6 +1449,11 @@
           </w:tcPr>
           <w:p>
             <w:r>
+              <w:rPr>
+                <w:rFonts w:ascii="Calibri" w:hAnsi="Calibri"/>
+                <w:color w:val="16213F"/>
+                <w:sz w:val="22"/>
+              </w:rPr>
               <w:t>Renderer drift</w:t>
             </w:r>
           </w:p>
@@ -1033,6 +1464,11 @@
           </w:tcPr>
           <w:p>
             <w:r>
+              <w:rPr>
+                <w:rFonts w:ascii="Calibri" w:hAnsi="Calibri"/>
+                <w:color w:val="16213F"/>
+                <w:sz w:val="22"/>
+              </w:rPr>
               <w:t>Platform</w:t>
             </w:r>
           </w:p>
@@ -1043,6 +1479,11 @@
           </w:tcPr>
           <w:p>
             <w:r>
+              <w:rPr>
+                <w:rFonts w:ascii="Calibri" w:hAnsi="Calibri"/>
+                <w:color w:val="16213F"/>
+                <w:sz w:val="22"/>
+              </w:rPr>
               <w:t>Smoke-test DOCX/PPTX/XLSX</w:t>
             </w:r>
           </w:p>
@@ -1055,6 +1496,11 @@
           </w:tcPr>
           <w:p>
             <w:r>
+              <w:rPr>
+                <w:rFonts w:ascii="Calibri" w:hAnsi="Calibri"/>
+                <w:color w:val="16213F"/>
+                <w:sz w:val="22"/>
+              </w:rPr>
               <w:t>Comprehension</w:t>
             </w:r>
           </w:p>
@@ -1065,6 +1511,11 @@
           </w:tcPr>
           <w:p>
             <w:r>
+              <w:rPr>
+                <w:rFonts w:ascii="Calibri" w:hAnsi="Calibri"/>
+                <w:color w:val="16213F"/>
+                <w:sz w:val="22"/>
+              </w:rPr>
               <w:t>Missing inventory</w:t>
             </w:r>
           </w:p>
@@ -1075,6 +1526,11 @@
           </w:tcPr>
           <w:p>
             <w:r>
+              <w:rPr>
+                <w:rFonts w:ascii="Calibri" w:hAnsi="Calibri"/>
+                <w:color w:val="16213F"/>
+                <w:sz w:val="22"/>
+              </w:rPr>
               <w:t>Model Ops</w:t>
             </w:r>
           </w:p>
@@ -1085,6 +1541,11 @@
           </w:tcPr>
           <w:p>
             <w:r>
+              <w:rPr>
+                <w:rFonts w:ascii="Calibri" w:hAnsi="Calibri"/>
+                <w:color w:val="16213F"/>
+                <w:sz w:val="22"/>
+              </w:rPr>
               <w:t>Fail closed on empty refs</w:t>
             </w:r>
           </w:p>
@@ -1097,6 +1558,11 @@
           </w:tcPr>
           <w:p>
             <w:r>
+              <w:rPr>
+                <w:rFonts w:ascii="Calibri" w:hAnsi="Calibri"/>
+                <w:color w:val="16213F"/>
+                <w:sz w:val="22"/>
+              </w:rPr>
               <w:t>Brand fidelity</w:t>
             </w:r>
           </w:p>
@@ -1107,6 +1573,11 @@
           </w:tcPr>
           <w:p>
             <w:r>
+              <w:rPr>
+                <w:rFonts w:ascii="Calibri" w:hAnsi="Calibri"/>
+                <w:color w:val="16213F"/>
+                <w:sz w:val="22"/>
+              </w:rPr>
               <w:t>Style fallback</w:t>
             </w:r>
           </w:p>
@@ -1117,6 +1588,11 @@
           </w:tcPr>
           <w:p>
             <w:r>
+              <w:rPr>
+                <w:rFonts w:ascii="Calibri" w:hAnsi="Calibri"/>
+                <w:color w:val="16213F"/>
+                <w:sz w:val="22"/>
+              </w:rPr>
               <w:t>Design</w:t>
             </w:r>
           </w:p>
@@ -1127,6 +1603,11 @@
           </w:tcPr>
           <w:p>
             <w:r>
+              <w:rPr>
+                <w:rFonts w:ascii="Calibri" w:hAnsi="Calibri"/>
+                <w:color w:val="16213F"/>
+                <w:sz w:val="22"/>
+              </w:rPr>
               <w:t>Re-assert captured styles</w:t>
             </w:r>
           </w:p>
@@ -1139,6 +1620,11 @@
           </w:tcPr>
           <w:p>
             <w:r>
+              <w:rPr>
+                <w:rFonts w:ascii="Calibri" w:hAnsi="Calibri"/>
+                <w:color w:val="16213F"/>
+                <w:sz w:val="22"/>
+              </w:rPr>
               <w:t>Delivery</w:t>
             </w:r>
           </w:p>
@@ -1149,6 +1635,11 @@
           </w:tcPr>
           <w:p>
             <w:r>
+              <w:rPr>
+                <w:rFonts w:ascii="Calibri" w:hAnsi="Calibri"/>
+                <w:color w:val="16213F"/>
+                <w:sz w:val="22"/>
+              </w:rPr>
               <w:t>Stale cache</w:t>
             </w:r>
           </w:p>
@@ -1159,6 +1650,11 @@
           </w:tcPr>
           <w:p>
             <w:r>
+              <w:rPr>
+                <w:rFonts w:ascii="Calibri" w:hAnsi="Calibri"/>
+                <w:color w:val="16213F"/>
+                <w:sz w:val="22"/>
+              </w:rPr>
               <w:t>Engineering</w:t>
             </w:r>
           </w:p>
@@ -1169,6 +1665,11 @@
           </w:tcPr>
           <w:p>
             <w:r>
+              <w:rPr>
+                <w:rFonts w:ascii="Calibri" w:hAnsi="Calibri"/>
+                <w:color w:val="16213F"/>
+                <w:sz w:val="22"/>
+              </w:rPr>
               <w:t>Refresh visible field results</w:t>
             </w:r>
           </w:p>
@@ -1206,14 +1707,28 @@
         <w:pStyle w:val="Heading2"/>
       </w:pPr>
       <w:r>
+        <w:rPr>
+          <w:rFonts w:ascii="Arial" w:hAnsi="Arial"/>
+          <w:color w:val="16213F"/>
+        </w:rPr>
         <w:t>BrandDocs footnote demo</w:t>
       </w:r>
     </w:p>
     <w:p>
       <w:r>
+        <w:rPr>
+          <w:rFonts w:ascii="Calibri" w:hAnsi="Calibri"/>
+          <w:color w:val="16213F"/>
+          <w:sz w:val="22"/>
+        </w:rPr>
         <w:t>BrandDocs Corp</w:t>
       </w:r>
       <w:r>
+        <w:rPr>
+          <w:rFonts w:ascii="Calibri" w:hAnsi="Calibri"/>
+          <w:color w:val="16213F"/>
+          <w:sz w:val="22"/>
+        </w:rPr>
         <w:t xml:space="preserve"> is a registered placeholder brand</w:t>
       </w:r>
       <w:r>
@@ -1223,6 +1738,11 @@
         <w:footnoteReference w:id="2"/>
       </w:r>
       <w:r>
+        <w:rPr>
+          <w:rFonts w:ascii="Calibri" w:hAnsi="Calibri"/>
+          <w:color w:val="16213F"/>
+          <w:sz w:val="22"/>
+        </w:rPr>
         <w:t xml:space="preserve"> used throughout this template.</w:t>
       </w:r>
     </w:p>
@@ -1231,11 +1751,33 @@
         <w:pStyle w:val="Heading1"/>
       </w:pPr>
       <w:r>
+        <w:rPr>
+          <w:rFonts w:ascii="Arial" w:hAnsi="Arial"/>
+          <w:color w:val="16213F"/>
+        </w:rPr>
         <w:t>Overview</w:t>
       </w:r>
     </w:p>
     <w:p>
+      <w:pPr>
+        <w:pStyle w:val="BrandDocsLead"/>
+      </w:pPr>
       <w:r>
+        <w:rPr>
+          <w:rFonts w:ascii="Calibri" w:hAnsi="Calibri"/>
+          <w:color w:val="2B7CD3"/>
+          <w:sz w:val="26"/>
+        </w:rPr>
+        <w:t>A complete, on-brand BrandDocs Corp template, captured and ready to drive branded generation.</w:t>
+      </w:r>
+    </w:p>
+    <w:p>
+      <w:r>
+        <w:rPr>
+          <w:rFonts w:ascii="Calibri" w:hAnsi="Calibri"/>
+          <w:color w:val="16213F"/>
+          <w:sz w:val="22"/>
+        </w:rPr>
         <w:t>This brief summarizes how the BrandDocs Corp brand system is applied across internal documents. It exists to show a complete, on-brand template; a generation run replaces this body with the requested content.</w:t>
       </w:r>
     </w:p>
@@ -1244,20 +1786,37 @@
         <w:pStyle w:val="Heading2"/>
       </w:pPr>
       <w:r>
+        <w:rPr>
+          <w:rFonts w:ascii="Arial" w:hAnsi="Arial"/>
+          <w:color w:val="16213F"/>
+        </w:rPr>
         <w:t>Methodology</w:t>
       </w:r>
     </w:p>
     <w:p>
       <w:r>
+        <w:rPr>
+          <w:rFonts w:ascii="Calibri" w:hAnsi="Calibri"/>
+          <w:color w:val="16213F"/>
+          <w:sz w:val="22"/>
+        </w:rPr>
         <w:t>Figures are drawn from a synthetic operations dataset maintained by the BrandDocs brand office. Revenue, growth, and regional splits are illustrative and should not be read as real performance data.</w:t>
       </w:r>
     </w:p>
     <w:p>
       <w:r>
+        <w:rPr>
+          <w:rFonts w:ascii="Calibri" w:hAnsi="Calibri"/>
+          <w:color w:val="16213F"/>
+          <w:sz w:val="22"/>
+        </w:rPr>
         <w:t xml:space="preserve">Full brand guidelines: </w:t>
       </w:r>
-      <w:hyperlink r:id="rId12">
+      <w:hyperlink r:id="rId13">
         <w:r>
+          <w:rPr>
+            <w:rStyle w:val="Hyperlink"/>
+          </w:rPr>
           <w:t xml:space="preserve">brand.example.com</w:t>
         </w:r>
       </w:hyperlink>
@@ -1265,12 +1824,53 @@
     <w:p>
       <w:pPr>
         <w:sectPr>
-          <w:headerReference w:type="default" r:id="rId13"/>
-          <w:footerReference w:type="default" r:id="rId14"/>
+          <w:headerReference w:type="default" r:id="rId14"/>
+          <w:footerReference w:type="default" r:id="rId15"/>
+          <w:headerReference w:type="first" r:id="rId16"/>
           <w:pgSz w:w="12240" w:h="15840"/>
           <w:pgMar w:top="1440" w:right="1800" w:bottom="1440" w:left="1800" w:header="720" w:footer="720" w:gutter="0"/>
           <w:cols w:space="720"/>
+          <w:titlePg/>
           <w:docGrid w:linePitch="360"/>
+        </w:sectPr>
+      </w:pPr>
+    </w:p>
+    <w:p>
+      <w:pPr>
+        <w:pStyle w:val="Heading2"/>
+      </w:pPr>
+      <w:r>
+        <w:t>BrandDocs in brief</w:t>
+      </w:r>
+    </w:p>
+    <w:p>
+      <w:r>
+        <w:rPr>
+          <w:rFonts w:ascii="Calibri" w:hAnsi="Calibri"/>
+          <w:color w:val="16213F"/>
+          <w:sz w:val="22"/>
+        </w:rPr>
+        <w:t>BrandDocs Corp is a synthetic brand used to exercise the on-brand document engine end to end. The template carries a cover, a contents block, indexed front matter, branded tables, figures, callouts, and a landscape appendix.</w:t>
+      </w:r>
+    </w:p>
+    <w:p>
+      <w:r>
+        <w:rPr>
+          <w:rFonts w:ascii="Calibri" w:hAnsi="Calibri"/>
+          <w:color w:val="16213F"/>
+          <w:sz w:val="22"/>
+        </w:rPr>
+        <w:t>Everything visible here is illustrative. A generation run preserves the proven structure and replaces the body with the requested content while keeping the captured brand styles, palette, and typography intact.</w:t>
+      </w:r>
+    </w:p>
+    <w:p>
+      <w:pPr>
+        <w:sectPr>
+          <w:type w:val="continuous"/>
+          <w:pgSz w:w="12240" w:h="15840"/>
+          <w:pgMar w:top="1440" w:right="1800" w:bottom="1440" w:left="1800" w:header="720" w:footer="720" w:gutter="0"/>
+          <w:docGrid w:linePitch="360"/>
+          <w:cols w:num="2" w:space="720" w:sep="1" w:equalWidth="1"/>
         </w:sectPr>
       </w:pPr>
     </w:p>
@@ -1779,8 +2379,8 @@
     <w:sectPr>
       <w:pgSz w:w="15840" w:h="12240" w:orient="landscape"/>
       <w:pgMar w:top="1440" w:right="1800" w:bottom="1440" w:left="1800" w:header="720" w:footer="720" w:gutter="0"/>
-      <w:cols w:space="720"/>
       <w:docGrid w:linePitch="360"/>
+      <w:cols w:num="2" w:space="720" w:sep="1" w:equalWidth="1"/>
     </w:sectPr>
   </w:body>
 </w:document>
@@ -1897,6 +2497,26 @@
 </w:hdr>
 </file>
 
+<file path=word/header2.xml><?xml version="1.0" encoding="utf-8"?>
+<w:hdr xmlns:m="http://schemas.openxmlformats.org/officeDocument/2006/math" xmlns:mc="http://schemas.openxmlformats.org/markup-compatibility/2006" xmlns:mo="http://schemas.microsoft.com/office/mac/office/2008/main" xmlns:mv="urn:schemas-microsoft-com:mac:vml" xmlns:o="urn:schemas-microsoft-com:office:office" xmlns:r="http://schemas.openxmlformats.org/officeDocument/2006/relationships" xmlns:v="urn:schemas-microsoft-com:vml" xmlns:w10="urn:schemas-microsoft-com:office:word" xmlns:w14="http://schemas.microsoft.com/office/word/2010/wordml" xmlns:w="http://schemas.openxmlformats.org/wordprocessingml/2006/main" xmlns:wne="http://schemas.microsoft.com/office/word/2006/wordml" xmlns:wp14="http://schemas.microsoft.com/office/word/2010/wordprocessingDrawing" xmlns:wp="http://schemas.openxmlformats.org/drawingml/2006/wordprocessingDrawing" xmlns:wpc="http://schemas.microsoft.com/office/word/2010/wordprocessingCanvas" xmlns:wpg="http://schemas.microsoft.com/office/word/2010/wordprocessingGroup" xmlns:wpi="http://schemas.microsoft.com/office/word/2010/wordprocessingInk" xmlns:wps="http://schemas.microsoft.com/office/word/2010/wordprocessingShape" mc:Ignorable="w14 wp14">
+  <w:p>
+    <w:pPr>
+      <w:pStyle w:val="Header"/>
+      <w:pBdr>
+        <w:bottom w:val="single" w:sz="18" w:space="2" w:color="E0742B"/>
+      </w:pBdr>
+    </w:pPr>
+    <w:r>
+      <w:rPr>
+        <w:rFonts w:ascii="Arial" w:hAnsi="Arial"/>
+        <w:color w:val="16213F"/>
+      </w:rPr>
+      <w:t>BrandDocs Corp</w:t>
+    </w:r>
+  </w:p>
+</w:hdr>
+</file>
+
 <file path=word/numbering.xml><?xml version="1.0" encoding="utf-8"?>
 <w:numbering xmlns:wpc="http://schemas.microsoft.com/office/word/2010/wordprocessingCanvas" xmlns:mo="http://schemas.microsoft.com/office/mac/office/2008/main" xmlns:mc="http://schemas.openxmlformats.org/markup-compatibility/2006" xmlns:mv="urn:schemas-microsoft-com:mac:vml" xmlns:o="urn:schemas-microsoft-com:office:office" xmlns:r="http://schemas.openxmlformats.org/officeDocument/2006/relationships" xmlns:m="http://schemas.openxmlformats.org/officeDocument/2006/math" xmlns:v="urn:schemas-microsoft-com:vml" xmlns:wp14="http://schemas.microsoft.com/office/word/2010/wordprocessingDrawing" xmlns:wp="http://schemas.openxmlformats.org/drawingml/2006/wordprocessingDrawing" xmlns:w10="urn:schemas-microsoft-com:office:word" xmlns:w="http://schemas.openxmlformats.org/wordprocessingml/2006/main" xmlns:w14="http://schemas.microsoft.com/office/word/2010/wordml" xmlns:wpg="http://schemas.microsoft.com/office/word/2010/wordprocessingGroup" xmlns:wpi="http://schemas.microsoft.com/office/word/2010/wordprocessingInk" xmlns:wne="http://schemas.microsoft.com/office/word/2006/wordml" xmlns:wps="http://schemas.microsoft.com/office/word/2010/wordprocessingShape" mc:Ignorable="w14 wp14">
   <w:abstractNum w:abstractNumId="0">
@@ -1955,10 +2575,11 @@
   <w:docDefaults>
     <w:rPrDefault>
       <w:rPr>
-        <w:rFonts w:asciiTheme="minorHAnsi" w:eastAsiaTheme="minorEastAsia" w:hAnsiTheme="minorHAnsi" w:cstheme="minorBidi"/>
-        <w:sz w:val="22"/>
         <w:szCs w:val="22"/>
         <w:lang w:val="en-US" w:eastAsia="en-US" w:bidi="ar-SA"/>
+        <w:rFonts w:ascii="Calibri" w:hAnsi="Calibri"/>
+        <w:color w:val="16213F"/>
+        <w:sz w:val="22"/>
       </w:rPr>
     </w:rPrDefault>
     <w:pPrDefault>
@@ -2165,17 +2786,14 @@
     <w:rsid w:val="00FC693F"/>
     <w:pPr>
       <w:keepNext/>
-      <w:keepLines/>
-      <w:spacing w:before="480" w:after="0"/>
+      <w:spacing w:before="240" w:after="120"/>
       <w:outlineLvl w:val="0"/>
     </w:pPr>
     <w:rPr>
-      <w:rFonts w:asciiTheme="majorHAnsi" w:eastAsiaTheme="majorEastAsia" w:hAnsiTheme="majorHAnsi" w:cstheme="majorBidi"/>
+      <w:rFonts w:ascii="Arial" w:hAnsi="Arial"/>
       <w:b/>
-      <w:bCs/>
-      <w:color w:val="365F91" w:themeColor="accent1" w:themeShade="BF"/>
-      <w:sz w:val="28"/>
-      <w:szCs w:val="28"/>
+      <w:color w:val="16213F"/>
+      <w:sz w:val="36"/>
     </w:rPr>
   </w:style>
   <w:style w:type="paragraph" w:styleId="Heading2">
@@ -2189,17 +2807,14 @@
     <w:rsid w:val="00FC693F"/>
     <w:pPr>
       <w:keepNext/>
-      <w:keepLines/>
-      <w:spacing w:before="200" w:after="0"/>
+      <w:spacing w:before="240" w:after="120"/>
       <w:outlineLvl w:val="1"/>
     </w:pPr>
     <w:rPr>
-      <w:rFonts w:asciiTheme="majorHAnsi" w:eastAsiaTheme="majorEastAsia" w:hAnsiTheme="majorHAnsi" w:cstheme="majorBidi"/>
+      <w:rFonts w:ascii="Arial" w:hAnsi="Arial"/>
       <w:b/>
-      <w:bCs/>
-      <w:color w:val="4F81BD" w:themeColor="accent1"/>
-      <w:sz w:val="26"/>
-      <w:szCs w:val="26"/>
+      <w:color w:val="16213F"/>
+      <w:sz w:val="30"/>
     </w:rPr>
   </w:style>
   <w:style w:type="paragraph" w:styleId="Heading3">
@@ -2213,15 +2828,14 @@
     <w:rsid w:val="00FC693F"/>
     <w:pPr>
       <w:keepNext/>
-      <w:keepLines/>
-      <w:spacing w:before="200" w:after="0"/>
+      <w:spacing w:before="240" w:after="120"/>
       <w:outlineLvl w:val="2"/>
     </w:pPr>
     <w:rPr>
-      <w:rFonts w:asciiTheme="majorHAnsi" w:eastAsiaTheme="majorEastAsia" w:hAnsiTheme="majorHAnsi" w:cstheme="majorBidi"/>
+      <w:rFonts w:ascii="Arial" w:hAnsi="Arial"/>
       <w:b/>
-      <w:bCs/>
-      <w:color w:val="4F81BD" w:themeColor="accent1"/>
+      <w:color w:val="2B7CD3"/>
+      <w:sz w:val="26"/>
     </w:rPr>
   </w:style>
   <w:style w:type="paragraph" w:styleId="Heading4">
@@ -13835,6 +14449,62 @@
       <w:vertAlign w:val="superscript"/>
     </w:rPr>
   </w:style>
+  <w:style w:type="paragraph" w:styleId="BrandDocsSectionNumber" w:customStyle="1">
+    <w:name w:val="BrandDocs Section Number"/>
+    <w:basedOn w:val="Normal"/>
+    <w:qFormat/>
+    <w:pPr/>
+    <w:rPr>
+      <w:b/>
+      <w:color w:val="16213F"/>
+      <w:sz w:val="22"/>
+    </w:rPr>
+  </w:style>
+  <w:style w:type="paragraph" w:styleId="BrandDocsLead" w:customStyle="1">
+    <w:name w:val="BrandDocs Lead"/>
+    <w:basedOn w:val="Normal"/>
+    <w:qFormat/>
+    <w:pPr/>
+    <w:rPr>
+      <w:color w:val="2B7CD3"/>
+      <w:sz w:val="26"/>
+    </w:rPr>
+  </w:style>
+  <w:style w:type="character" w:styleId="BrandDocsEmphasis" w:customStyle="1">
+    <w:name w:val="BrandDocs Emphasis"/>
+    <w:uiPriority w:val="1"/>
+    <w:qFormat/>
+    <w:rPr>
+      <w:b/>
+      <w:color w:val="2B7CD3"/>
+    </w:rPr>
+  </w:style>
+  <w:style w:type="character" w:styleId="BrandDocsLeadIn" w:customStyle="1">
+    <w:name w:val="BrandDocs Lead-in"/>
+    <w:uiPriority w:val="1"/>
+    <w:qFormat/>
+    <w:rPr>
+      <w:b/>
+      <w:smallCaps/>
+      <w:color w:val="16213F"/>
+    </w:rPr>
+  </w:style>
+  <w:style w:type="character" w:styleId="Hyperlink">
+    <w:name w:val="Hyperlink"/>
+    <w:uiPriority w:val="99"/>
+    <w:rPr>
+      <w:color w:val="2B7CD3"/>
+      <w:u w:val="single"/>
+    </w:rPr>
+  </w:style>
+  <w:style w:type="character" w:styleId="FollowedHyperlink">
+    <w:name w:val="FollowedHyperlink"/>
+    <w:uiPriority w:val="99"/>
+    <w:rPr>
+      <w:color w:val="16213F"/>
+      <w:u w:val="single"/>
+    </w:rPr>
+  </w:style>
   <w:style w:type="paragraph" w:styleId="BrandDocsCoverTitle" w:customStyle="1">
     <w:name w:val="BrandDocs Cover Title"/>
     <w:basedOn w:val="Normal"/>
@@ -13956,6 +14626,36 @@
     <w:tblStylePr w:type="band1Horz">
       <w:tcPr>
         <w:shd w:val="clear" w:color="auto" w:fill="DCE7FF"/>
+      </w:tcPr>
+    </w:tblStylePr>
+  </w:style>
+  <w:style w:type="table" w:styleId="BrandDocsTableCompact" w:customStyle="1">
+    <w:name w:val="BrandDocs Table Compact"/>
+    <w:basedOn w:val="TableNormal"/>
+    <w:uiPriority w:val="99"/>
+    <w:tblPr>
+      <w:tblBorders>
+        <w:top w:val="single" w:sz="2" w:space="0" w:color="16213F"/>
+        <w:bottom w:val="single" w:sz="2" w:space="0" w:color="16213F"/>
+        <w:insideH w:val="single" w:sz="2" w:space="0" w:color="16213F"/>
+      </w:tblBorders>
+      <w:tblCellMar>
+        <w:top w:w="40" w:type="dxa"/>
+        <w:bottom w:w="40" w:type="dxa"/>
+        <w:left w:w="80" w:type="dxa"/>
+        <w:right w:w="80" w:type="dxa"/>
+      </w:tblCellMar>
+    </w:tblPr>
+    <w:rPr>
+      <w:color w:val="16213F"/>
+    </w:rPr>
+    <w:tblStylePr w:type="lastRow">
+      <w:rPr>
+        <w:b/>
+        <w:color w:val="FFFFFF"/>
+      </w:rPr>
+      <w:tcPr>
+        <w:shd w:val="clear" w:color="auto" w:fill="2B7CD3"/>
       </w:tcPr>
     </w:tblStylePr>
   </w:style>
@@ -25769,45 +26469,45 @@
   <a:themeElements>
     <a:clrScheme name="Office">
       <a:dk1>
-        <a:sysClr val="windowText" lastClr="000000"/>
+        <a:srgbClr val="16213F"/>
       </a:dk1>
       <a:lt1>
-        <a:sysClr val="window" lastClr="FFFFFF"/>
+        <a:srgbClr val="EAF1FF"/>
       </a:lt1>
       <a:dk2>
-        <a:srgbClr val="1F497D"/>
+        <a:srgbClr val="2B7CD3"/>
       </a:dk2>
       <a:lt2>
-        <a:srgbClr val="EEECE1"/>
+        <a:srgbClr val="EAF1FF"/>
       </a:lt2>
       <a:accent1>
-        <a:srgbClr val="4F81BD"/>
+        <a:srgbClr val="2B7CD3"/>
       </a:accent1>
       <a:accent2>
-        <a:srgbClr val="C0504D"/>
+        <a:srgbClr val="E0742B"/>
       </a:accent2>
       <a:accent3>
-        <a:srgbClr val="9BBB59"/>
+        <a:srgbClr val="DCE7FF"/>
       </a:accent3>
       <a:accent4>
-        <a:srgbClr val="8064A2"/>
+        <a:srgbClr val="E0742B"/>
       </a:accent4>
       <a:accent5>
-        <a:srgbClr val="4BACC6"/>
+        <a:srgbClr val="2B7CD3"/>
       </a:accent5>
       <a:accent6>
-        <a:srgbClr val="F79646"/>
+        <a:srgbClr val="E0742B"/>
       </a:accent6>
       <a:hlink>
-        <a:srgbClr val="0000FF"/>
+        <a:srgbClr val="2B7CD3"/>
       </a:hlink>
       <a:folHlink>
-        <a:srgbClr val="800080"/>
+        <a:srgbClr val="E0742B"/>
       </a:folHlink>
     </a:clrScheme>
     <a:fontScheme name="Office">
       <a:majorFont>
-        <a:latin typeface="Calibri"/>
+        <a:latin typeface="Arial"/>
         <a:ea typeface=""/>
         <a:cs typeface=""/>
         <a:font script="Jpan" typeface="ＭＳ ゴシック"/>
@@ -25842,7 +26542,7 @@
         <a:font script="Geor" typeface="Sylfaen"/>
       </a:majorFont>
       <a:minorFont>
-        <a:latin typeface="Cambria"/>
+        <a:latin typeface="Calibri"/>
         <a:ea typeface=""/>
         <a:cs typeface=""/>
         <a:font script="Jpan" typeface="ＭＳ 明朝"/>

--- a/examples/templates/branddocs_template.docx
+++ b/examples/templates/branddocs_template.docx
@@ -43,12 +43,30 @@
       </w:r>
     </w:p>
     <w:p>
+      <w:pPr>
+        <w:spacing w:after="160"/>
+      </w:pPr>
       <w:r>
+        <w:rPr>
+          <w:rFonts w:ascii="Calibri" w:hAnsi="Calibri"/>
+          <w:color w:val="16213F"/>
+          <w:sz w:val="22"/>
+          <w:szCs w:val="22"/>
+        </w:rPr>
         <w:t>Document ID: DSK-BR-2026-014</w:t>
       </w:r>
     </w:p>
     <w:p>
+      <w:pPr>
+        <w:spacing w:after="160"/>
+      </w:pPr>
       <w:r>
+        <w:rPr>
+          <w:rFonts w:ascii="Calibri" w:hAnsi="Calibri"/>
+          <w:color w:val="16213F"/>
+          <w:sz w:val="22"/>
+          <w:szCs w:val="22"/>
+        </w:rPr>
         <w:t>June 5, 2026</w:t>
       </w:r>
     </w:p>
@@ -111,6 +129,10 @@
         <w:tblStyle w:val="BrandDocsTable"/>
         <w:tblW w:type="auto" w:w="0"/>
         <w:tblLayout w:type="fixed"/>
+        <w:tblCellMar>
+          <w:left w:w="115" w:type="dxa"/>
+          <w:right w:w="115" w:type="dxa"/>
+        </w:tblCellMar>
         <w:tblLook w:firstColumn="1" w:firstRow="1" w:lastColumn="0" w:lastRow="0" w:noHBand="0" w:noVBand="1" w:val="04A0"/>
         <w:tblLayout w:type="fixed"/>
       </w:tblPr>
@@ -129,6 +151,8 @@
               <w:rPr>
                 <w:rFonts w:ascii="Arial" w:hAnsi="Arial"/>
                 <w:color w:val="FFFFFF"/>
+                <w:sz w:val="22"/>
+                <w:szCs w:val="22"/>
               </w:rPr>
               <w:t>Brand health</w:t>
             </w:r>
@@ -143,6 +167,8 @@
               <w:rPr>
                 <w:rFonts w:ascii="Arial" w:hAnsi="Arial"/>
                 <w:color w:val="FFFFFF"/>
+                <w:sz w:val="22"/>
+                <w:szCs w:val="22"/>
               </w:rPr>
               <w:t>Template coverage</w:t>
             </w:r>
@@ -157,6 +183,8 @@
               <w:rPr>
                 <w:rFonts w:ascii="Arial" w:hAnsi="Arial"/>
                 <w:color w:val="FFFFFF"/>
+                <w:sz w:val="22"/>
+                <w:szCs w:val="22"/>
               </w:rPr>
               <w:t>Audit posture</w:t>
             </w:r>
@@ -181,6 +209,9 @@
             <w:r>
               <w:rPr>
                 <w:color w:val="16213F"/>
+                <w:rFonts w:ascii="Calibri" w:hAnsi="Calibri"/>
+                <w:sz w:val="22"/>
+                <w:szCs w:val="22"/>
               </w:rPr>
               <w:t xml:space="preserve">92</w:t>
             </w:r>
@@ -206,6 +237,9 @@
             <w:r>
               <w:rPr>
                 <w:color w:val="16213F"/>
+                <w:rFonts w:ascii="Calibri" w:hAnsi="Calibri"/>
+                <w:sz w:val="22"/>
+                <w:szCs w:val="22"/>
               </w:rPr>
               <w:t xml:space="preserve">3 formats</w:t>
             </w:r>
@@ -222,6 +256,9 @@
             <w:r>
               <w:rPr>
                 <w:color w:val="16213F"/>
+                <w:rFonts w:ascii="Calibri" w:hAnsi="Calibri"/>
+                <w:sz w:val="22"/>
+                <w:szCs w:val="22"/>
               </w:rPr>
               <w:t>Deep QA</w:t>
             </w:r>
@@ -229,12 +266,20 @@
         </w:tc>
       </w:tr>
     </w:tbl>
-    <w:p/>
+    <w:p>
+      <w:pPr>
+        <w:spacing w:after="160"/>
+      </w:pPr>
+    </w:p>
     <w:tbl>
       <w:tblPr>
         <w:tblStyle w:val="BrandDocsTableCompact"/>
         <w:tblW w:type="auto" w:w="0"/>
         <w:tblLayout w:type="fixed"/>
+        <w:tblCellMar>
+          <w:left w:w="115" w:type="dxa"/>
+          <w:right w:w="115" w:type="dxa"/>
+        </w:tblCellMar>
         <w:tblLook w:firstColumn="1" w:firstRow="1" w:lastColumn="0" w:lastRow="0" w:noHBand="0" w:noVBand="1" w:val="04A0"/>
         <w:tblLook w:firstRow="0" w:lastRow="1" w:firstColumn="0" w:lastColumn="0" w:noHBand="1" w:noVBand="1"/>
         <w:tblLayout w:type="fixed"/>
@@ -252,6 +297,9 @@
             <w:r>
               <w:rPr>
                 <w:color w:val="16213F"/>
+                <w:rFonts w:ascii="Calibri" w:hAnsi="Calibri"/>
+                <w:sz w:val="22"/>
+                <w:szCs w:val="22"/>
               </w:rPr>
               <w:t>Templates audited</w:t>
             </w:r>
@@ -265,6 +313,9 @@
             <w:r>
               <w:rPr>
                 <w:color w:val="16213F"/>
+                <w:rFonts w:ascii="Calibri" w:hAnsi="Calibri"/>
+                <w:sz w:val="22"/>
+                <w:szCs w:val="22"/>
               </w:rPr>
               <w:t>3</w:t>
             </w:r>
@@ -280,6 +331,9 @@
             <w:r>
               <w:rPr>
                 <w:color w:val="16213F"/>
+                <w:rFonts w:ascii="Calibri" w:hAnsi="Calibri"/>
+                <w:sz w:val="22"/>
+                <w:szCs w:val="22"/>
               </w:rPr>
               <w:t>Roles captured</w:t>
             </w:r>
@@ -293,6 +347,9 @@
             <w:r>
               <w:rPr>
                 <w:color w:val="16213F"/>
+                <w:rFonts w:ascii="Calibri" w:hAnsi="Calibri"/>
+                <w:sz w:val="22"/>
+                <w:szCs w:val="22"/>
               </w:rPr>
               <w:t>14</w:t>
             </w:r>
@@ -308,6 +365,9 @@
             <w:r>
               <w:rPr>
                 <w:color w:val="16213F"/>
+                <w:rFonts w:ascii="Calibri" w:hAnsi="Calibri"/>
+                <w:sz w:val="22"/>
+                <w:szCs w:val="22"/>
               </w:rPr>
               <w:t>Open QA findings</w:t>
             </w:r>
@@ -321,6 +381,9 @@
             <w:r>
               <w:rPr>
                 <w:color w:val="16213F"/>
+                <w:rFonts w:ascii="Calibri" w:hAnsi="Calibri"/>
+                <w:sz w:val="22"/>
+                <w:szCs w:val="22"/>
               </w:rPr>
               <w:t>0</w:t>
             </w:r>
@@ -336,6 +399,9 @@
             <w:r>
               <w:rPr>
                 <w:color w:val="FFFFFF"/>
+                <w:rFonts w:ascii="Calibri" w:hAnsi="Calibri"/>
+                <w:sz w:val="22"/>
+                <w:szCs w:val="22"/>
               </w:rPr>
               <w:t>Total checks passed</w:t>
             </w:r>
@@ -349,6 +415,9 @@
             <w:r>
               <w:rPr>
                 <w:color w:val="FFFFFF"/>
+                <w:rFonts w:ascii="Calibri" w:hAnsi="Calibri"/>
+                <w:sz w:val="22"/>
+                <w:szCs w:val="22"/>
               </w:rPr>
               <w:t>27</w:t>
             </w:r>
@@ -356,7 +425,11 @@
         </w:tc>
       </w:tr>
     </w:tbl>
-    <w:p/>
+    <w:p>
+      <w:pPr>
+        <w:spacing w:after="160"/>
+      </w:pPr>
+    </w:p>
     <w:p>
       <w:pPr>
         <w:pStyle w:val="TOCHeading"/>
@@ -366,6 +439,9 @@
       </w:r>
     </w:p>
     <w:p>
+      <w:pPr>
+        <w:spacing w:after="160"/>
+      </w:pPr>
       <w:r>
         <w:fldChar w:fldCharType="begin" w:dirty="true"/>
       </w:r>
@@ -381,6 +457,12 @@
         <w:pStyle w:val="TOC1"/>
       </w:pPr>
       <w:r>
+        <w:rPr>
+          <w:rFonts w:ascii="Calibri" w:hAnsi="Calibri"/>
+          <w:color w:val="16213F"/>
+          <w:sz w:val="22"/>
+          <w:szCs w:val="22"/>
+        </w:rPr>
         <w:t xml:space="preserve">1  Overview</w:t>
       </w:r>
       <w:r>
@@ -396,6 +478,12 @@
         <w:fldChar w:fldCharType="separate"/>
       </w:r>
       <w:r>
+        <w:rPr>
+          <w:rFonts w:ascii="Calibri" w:hAnsi="Calibri"/>
+          <w:color w:val="16213F"/>
+          <w:sz w:val="22"/>
+          <w:szCs w:val="22"/>
+        </w:rPr>
         <w:t xml:space="preserve">3</w:t>
       </w:r>
       <w:r>
@@ -407,6 +495,12 @@
         <w:pStyle w:val="TOC2"/>
       </w:pPr>
       <w:r>
+        <w:rPr>
+          <w:rFonts w:ascii="Calibri" w:hAnsi="Calibri"/>
+          <w:color w:val="16213F"/>
+          <w:sz w:val="22"/>
+          <w:szCs w:val="22"/>
+        </w:rPr>
         <w:t xml:space="preserve">1.1  Scope</w:t>
       </w:r>
       <w:r>
@@ -422,6 +516,12 @@
         <w:fldChar w:fldCharType="separate"/>
       </w:r>
       <w:r>
+        <w:rPr>
+          <w:rFonts w:ascii="Calibri" w:hAnsi="Calibri"/>
+          <w:color w:val="16213F"/>
+          <w:sz w:val="22"/>
+          <w:szCs w:val="22"/>
+        </w:rPr>
         <w:t xml:space="preserve">3</w:t>
       </w:r>
       <w:r>
@@ -433,6 +533,12 @@
         <w:pStyle w:val="TOC2"/>
       </w:pPr>
       <w:r>
+        <w:rPr>
+          <w:rFonts w:ascii="Calibri" w:hAnsi="Calibri"/>
+          <w:color w:val="16213F"/>
+          <w:sz w:val="22"/>
+          <w:szCs w:val="22"/>
+        </w:rPr>
         <w:t xml:space="preserve">1.2  Audience</w:t>
       </w:r>
       <w:r>
@@ -448,6 +554,12 @@
         <w:fldChar w:fldCharType="separate"/>
       </w:r>
       <w:r>
+        <w:rPr>
+          <w:rFonts w:ascii="Calibri" w:hAnsi="Calibri"/>
+          <w:color w:val="16213F"/>
+          <w:sz w:val="22"/>
+          <w:szCs w:val="22"/>
+        </w:rPr>
         <w:t xml:space="preserve">4</w:t>
       </w:r>
       <w:r>
@@ -459,6 +571,12 @@
         <w:pStyle w:val="TOC1"/>
       </w:pPr>
       <w:r>
+        <w:rPr>
+          <w:rFonts w:ascii="Calibri" w:hAnsi="Calibri"/>
+          <w:color w:val="16213F"/>
+          <w:sz w:val="22"/>
+          <w:szCs w:val="22"/>
+        </w:rPr>
         <w:t xml:space="preserve">2  Methodology</w:t>
       </w:r>
       <w:r>
@@ -474,6 +592,12 @@
         <w:fldChar w:fldCharType="separate"/>
       </w:r>
       <w:r>
+        <w:rPr>
+          <w:rFonts w:ascii="Calibri" w:hAnsi="Calibri"/>
+          <w:color w:val="16213F"/>
+          <w:sz w:val="22"/>
+          <w:szCs w:val="22"/>
+        </w:rPr>
         <w:t xml:space="preserve">5</w:t>
       </w:r>
       <w:r>
@@ -485,6 +609,12 @@
         <w:pStyle w:val="TOC2"/>
       </w:pPr>
       <w:r>
+        <w:rPr>
+          <w:rFonts w:ascii="Calibri" w:hAnsi="Calibri"/>
+          <w:color w:val="16213F"/>
+          <w:sz w:val="22"/>
+          <w:szCs w:val="22"/>
+        </w:rPr>
         <w:t xml:space="preserve">2.1  Data sources</w:t>
       </w:r>
       <w:r>
@@ -500,6 +630,12 @@
         <w:fldChar w:fldCharType="separate"/>
       </w:r>
       <w:r>
+        <w:rPr>
+          <w:rFonts w:ascii="Calibri" w:hAnsi="Calibri"/>
+          <w:color w:val="16213F"/>
+          <w:sz w:val="22"/>
+          <w:szCs w:val="22"/>
+        </w:rPr>
         <w:t xml:space="preserve">5</w:t>
       </w:r>
       <w:r>
@@ -511,6 +647,12 @@
         <w:pStyle w:val="TOC1"/>
       </w:pPr>
       <w:r>
+        <w:rPr>
+          <w:rFonts w:ascii="Calibri" w:hAnsi="Calibri"/>
+          <w:color w:val="16213F"/>
+          <w:sz w:val="22"/>
+          <w:szCs w:val="22"/>
+        </w:rPr>
         <w:t xml:space="preserve">3  Results</w:t>
       </w:r>
       <w:r>
@@ -526,6 +668,12 @@
         <w:fldChar w:fldCharType="separate"/>
       </w:r>
       <w:r>
+        <w:rPr>
+          <w:rFonts w:ascii="Calibri" w:hAnsi="Calibri"/>
+          <w:color w:val="16213F"/>
+          <w:sz w:val="22"/>
+          <w:szCs w:val="22"/>
+        </w:rPr>
         <w:t xml:space="preserve">6</w:t>
       </w:r>
       <w:r>
@@ -533,6 +681,9 @@
       </w:r>
     </w:p>
     <w:p>
+      <w:pPr>
+        <w:spacing w:after="160"/>
+      </w:pPr>
       <w:r>
         <w:fldChar w:fldCharType="end"/>
       </w:r>
@@ -546,6 +697,9 @@
       </w:r>
     </w:p>
     <w:p>
+      <w:pPr>
+        <w:spacing w:after="160"/>
+      </w:pPr>
       <w:r>
         <w:fldChar w:fldCharType="begin" w:dirty="true"/>
       </w:r>
@@ -561,6 +715,12 @@
         <w:pStyle w:val="TableofFigures"/>
       </w:pPr>
       <w:r>
+        <w:rPr>
+          <w:rFonts w:ascii="Calibri" w:hAnsi="Calibri"/>
+          <w:color w:val="16213F"/>
+          <w:sz w:val="22"/>
+          <w:szCs w:val="22"/>
+        </w:rPr>
         <w:t xml:space="preserve">Table 1. BrandDocs FY2026 quarterly revenue</w:t>
       </w:r>
       <w:r>
@@ -576,6 +736,12 @@
         <w:fldChar w:fldCharType="separate"/>
       </w:r>
       <w:r>
+        <w:rPr>
+          <w:rFonts w:ascii="Calibri" w:hAnsi="Calibri"/>
+          <w:color w:val="16213F"/>
+          <w:sz w:val="22"/>
+          <w:szCs w:val="22"/>
+        </w:rPr>
         <w:t xml:space="preserve">5</w:t>
       </w:r>
       <w:r>
@@ -587,6 +753,12 @@
         <w:pStyle w:val="TableofFigures"/>
       </w:pPr>
       <w:r>
+        <w:rPr>
+          <w:rFonts w:ascii="Calibri" w:hAnsi="Calibri"/>
+          <w:color w:val="16213F"/>
+          <w:sz w:val="22"/>
+          <w:szCs w:val="22"/>
+        </w:rPr>
         <w:t xml:space="preserve">Table 2. BrandDocs risk and readiness matrix</w:t>
       </w:r>
       <w:r>
@@ -602,6 +774,12 @@
         <w:fldChar w:fldCharType="separate"/>
       </w:r>
       <w:r>
+        <w:rPr>
+          <w:rFonts w:ascii="Calibri" w:hAnsi="Calibri"/>
+          <w:color w:val="16213F"/>
+          <w:sz w:val="22"/>
+          <w:szCs w:val="22"/>
+        </w:rPr>
         <w:t xml:space="preserve">6</w:t>
       </w:r>
       <w:r>
@@ -613,6 +791,12 @@
         <w:pStyle w:val="TableofFigures"/>
       </w:pPr>
       <w:r>
+        <w:rPr>
+          <w:rFonts w:ascii="Calibri" w:hAnsi="Calibri"/>
+          <w:color w:val="16213F"/>
+          <w:sz w:val="22"/>
+          <w:szCs w:val="22"/>
+        </w:rPr>
         <w:t xml:space="preserve">Table 3. BrandDocs program rollout matrix</w:t>
       </w:r>
       <w:r>
@@ -628,6 +812,12 @@
         <w:fldChar w:fldCharType="separate"/>
       </w:r>
       <w:r>
+        <w:rPr>
+          <w:rFonts w:ascii="Calibri" w:hAnsi="Calibri"/>
+          <w:color w:val="16213F"/>
+          <w:sz w:val="22"/>
+          <w:szCs w:val="22"/>
+        </w:rPr>
         <w:t xml:space="preserve">7</w:t>
       </w:r>
       <w:r>
@@ -635,6 +825,9 @@
       </w:r>
     </w:p>
     <w:p>
+      <w:pPr>
+        <w:spacing w:after="160"/>
+      </w:pPr>
       <w:r>
         <w:fldChar w:fldCharType="end"/>
       </w:r>
@@ -648,6 +841,9 @@
       </w:r>
     </w:p>
     <w:p>
+      <w:pPr>
+        <w:spacing w:after="160"/>
+      </w:pPr>
       <w:r>
         <w:fldChar w:fldCharType="begin" w:dirty="true"/>
       </w:r>
@@ -663,6 +859,12 @@
         <w:pStyle w:val="TableofFigures"/>
       </w:pPr>
       <w:r>
+        <w:rPr>
+          <w:rFonts w:ascii="Calibri" w:hAnsi="Calibri"/>
+          <w:color w:val="16213F"/>
+          <w:sz w:val="22"/>
+          <w:szCs w:val="22"/>
+        </w:rPr>
         <w:t xml:space="preserve">Figure 1. BrandDocs Corp wordmark</w:t>
       </w:r>
       <w:r>
@@ -678,6 +880,12 @@
         <w:fldChar w:fldCharType="separate"/>
       </w:r>
       <w:r>
+        <w:rPr>
+          <w:rFonts w:ascii="Calibri" w:hAnsi="Calibri"/>
+          <w:color w:val="16213F"/>
+          <w:sz w:val="22"/>
+          <w:szCs w:val="22"/>
+        </w:rPr>
         <w:t xml:space="preserve">2</w:t>
       </w:r>
       <w:r>
@@ -689,6 +897,12 @@
         <w:pStyle w:val="TableofFigures"/>
       </w:pPr>
       <w:r>
+        <w:rPr>
+          <w:rFonts w:ascii="Calibri" w:hAnsi="Calibri"/>
+          <w:color w:val="16213F"/>
+          <w:sz w:val="22"/>
+          <w:szCs w:val="22"/>
+        </w:rPr>
         <w:t xml:space="preserve">Figure 2. BrandDocs growth curve</w:t>
       </w:r>
       <w:r>
@@ -704,6 +918,12 @@
         <w:fldChar w:fldCharType="separate"/>
       </w:r>
       <w:r>
+        <w:rPr>
+          <w:rFonts w:ascii="Calibri" w:hAnsi="Calibri"/>
+          <w:color w:val="16213F"/>
+          <w:sz w:val="22"/>
+          <w:szCs w:val="22"/>
+        </w:rPr>
         <w:t xml:space="preserve">6</w:t>
       </w:r>
       <w:r>
@@ -711,6 +931,9 @@
       </w:r>
     </w:p>
     <w:p>
+      <w:pPr>
+        <w:spacing w:after="160"/>
+      </w:pPr>
       <w:r>
         <w:fldChar w:fldCharType="end"/>
       </w:r>
@@ -872,6 +1095,10 @@
       <w:tblPr>
         <w:tblStyle w:val="BrandDocsTable"/>
         <w:tblW w:type="auto" w:w="0"/>
+        <w:tblCellMar>
+          <w:left w:w="115" w:type="dxa"/>
+          <w:right w:w="115" w:type="dxa"/>
+        </w:tblCellMar>
         <w:tblLook w:firstColumn="1" w:firstRow="1" w:lastColumn="0" w:lastRow="0" w:noHBand="0" w:noVBand="1" w:val="04A0"/>
         <w:tblLook w:firstRow="1" w:lastRow="0" w:firstColumn="0" w:lastColumn="0" w:noHBand="0" w:noVBand="1"/>
       </w:tblPr>
@@ -891,6 +1118,8 @@
               <w:rPr>
                 <w:rFonts w:ascii="Arial" w:hAnsi="Arial"/>
                 <w:color w:val="FFFFFF"/>
+                <w:sz w:val="22"/>
+                <w:szCs w:val="22"/>
               </w:rPr>
               <w:t>Quarter</w:t>
             </w:r>
@@ -905,6 +1134,8 @@
               <w:rPr>
                 <w:rFonts w:ascii="Arial" w:hAnsi="Arial"/>
                 <w:color w:val="FFFFFF"/>
+                <w:sz w:val="22"/>
+                <w:szCs w:val="22"/>
               </w:rPr>
               <w:t>Revenue</w:t>
             </w:r>
@@ -919,6 +1150,8 @@
               <w:rPr>
                 <w:rFonts w:ascii="Arial" w:hAnsi="Arial"/>
                 <w:color w:val="FFFFFF"/>
+                <w:sz w:val="22"/>
+                <w:szCs w:val="22"/>
               </w:rPr>
               <w:t>Growth</w:t>
             </w:r>
@@ -933,6 +1166,8 @@
               <w:rPr>
                 <w:rFonts w:ascii="Arial" w:hAnsi="Arial"/>
                 <w:color w:val="FFFFFF"/>
+                <w:sz w:val="22"/>
+                <w:szCs w:val="22"/>
               </w:rPr>
               <w:t>Region</w:t>
             </w:r>
@@ -1193,6 +1428,12 @@
         <w:pStyle w:val="Caption"/>
       </w:pPr>
       <w:r>
+        <w:rPr>
+          <w:rFonts w:ascii="Calibri" w:hAnsi="Calibri"/>
+          <w:color w:val="16213F"/>
+          <w:sz w:val="22"/>
+          <w:szCs w:val="22"/>
+        </w:rPr>
         <w:t xml:space="preserve">Table </w:t>
       </w:r>
       <w:r>
@@ -1205,12 +1446,24 @@
         <w:fldChar w:fldCharType="separate"/>
       </w:r>
       <w:r>
+        <w:rPr>
+          <w:rFonts w:ascii="Calibri" w:hAnsi="Calibri"/>
+          <w:color w:val="16213F"/>
+          <w:sz w:val="22"/>
+          <w:szCs w:val="22"/>
+        </w:rPr>
         <w:t xml:space="preserve">1</w:t>
       </w:r>
       <w:r>
         <w:fldChar w:fldCharType="end"/>
       </w:r>
       <w:r>
+        <w:rPr>
+          <w:rFonts w:ascii="Calibri" w:hAnsi="Calibri"/>
+          <w:color w:val="16213F"/>
+          <w:sz w:val="22"/>
+          <w:szCs w:val="22"/>
+        </w:rPr>
         <w:t xml:space="preserve">. BrandDocs FY2026 quarterly revenue by region (synthetic data).</w:t>
       </w:r>
     </w:p>
@@ -1224,6 +1477,7 @@
     </w:p>
     <w:p>
       <w:pPr>
+        <w:spacing w:after="160"/>
         <w:jc w:val="center"/>
       </w:pPr>
       <w:r>
@@ -1269,6 +1523,12 @@
         <w:pStyle w:val="Caption"/>
       </w:pPr>
       <w:r>
+        <w:rPr>
+          <w:rFonts w:ascii="Calibri" w:hAnsi="Calibri"/>
+          <w:color w:val="16213F"/>
+          <w:sz w:val="22"/>
+          <w:szCs w:val="22"/>
+        </w:rPr>
         <w:t xml:space="preserve">Figure </w:t>
       </w:r>
       <w:r>
@@ -1281,12 +1541,24 @@
         <w:fldChar w:fldCharType="separate"/>
       </w:r>
       <w:r>
+        <w:rPr>
+          <w:rFonts w:ascii="Calibri" w:hAnsi="Calibri"/>
+          <w:color w:val="16213F"/>
+          <w:sz w:val="22"/>
+          <w:szCs w:val="22"/>
+        </w:rPr>
         <w:t xml:space="preserve">1</w:t>
       </w:r>
       <w:r>
         <w:fldChar w:fldCharType="end"/>
       </w:r>
       <w:r>
+        <w:rPr>
+          <w:rFonts w:ascii="Calibri" w:hAnsi="Calibri"/>
+          <w:color w:val="16213F"/>
+          <w:sz w:val="22"/>
+          <w:szCs w:val="22"/>
+        </w:rPr>
         <w:t xml:space="preserve">. BrandDocs Corp wordmark (synthetic).</w:t>
       </w:r>
     </w:p>
@@ -1345,6 +1617,9 @@
       </w:r>
     </w:p>
     <w:p>
+      <w:pPr>
+        <w:spacing w:after="160"/>
+      </w:pPr>
       <w:r>
         <w:rPr>
           <w:rFonts w:ascii="Calibri" w:hAnsi="Calibri"/>
@@ -1359,6 +1634,10 @@
         <w:tblStyle w:val="BrandDocsTable"/>
         <w:tblW w:type="auto" w:w="0"/>
         <w:tblLayout w:type="fixed"/>
+        <w:tblCellMar>
+          <w:left w:w="115" w:type="dxa"/>
+          <w:right w:w="115" w:type="dxa"/>
+        </w:tblCellMar>
         <w:tblLook w:firstColumn="1" w:firstRow="1" w:lastColumn="0" w:lastRow="0" w:noHBand="0" w:noVBand="1" w:val="04A0"/>
         <w:tblLook w:firstRow="1" w:lastRow="0" w:firstColumn="0" w:lastColumn="0" w:noHBand="0" w:noVBand="1"/>
         <w:tblLayout w:type="fixed"/>
@@ -1379,6 +1658,8 @@
               <w:rPr>
                 <w:rFonts w:ascii="Arial" w:hAnsi="Arial"/>
                 <w:color w:val="FFFFFF"/>
+                <w:sz w:val="22"/>
+                <w:szCs w:val="22"/>
               </w:rPr>
               <w:t>Area</w:t>
             </w:r>
@@ -1393,6 +1674,8 @@
               <w:rPr>
                 <w:rFonts w:ascii="Arial" w:hAnsi="Arial"/>
                 <w:color w:val="FFFFFF"/>
+                <w:sz w:val="22"/>
+                <w:szCs w:val="22"/>
               </w:rPr>
               <w:t>Signal</w:t>
             </w:r>
@@ -1407,6 +1690,8 @@
               <w:rPr>
                 <w:rFonts w:ascii="Arial" w:hAnsi="Arial"/>
                 <w:color w:val="FFFFFF"/>
+                <w:sz w:val="22"/>
+                <w:szCs w:val="22"/>
               </w:rPr>
               <w:t>Owner</w:t>
             </w:r>
@@ -1421,6 +1706,8 @@
               <w:rPr>
                 <w:rFonts w:ascii="Arial" w:hAnsi="Arial"/>
                 <w:color w:val="FFFFFF"/>
+                <w:sz w:val="22"/>
+                <w:szCs w:val="22"/>
               </w:rPr>
               <w:t>Mitigation</w:t>
             </w:r>
@@ -1681,6 +1968,12 @@
         <w:pStyle w:val="Caption"/>
       </w:pPr>
       <w:r>
+        <w:rPr>
+          <w:rFonts w:ascii="Calibri" w:hAnsi="Calibri"/>
+          <w:color w:val="16213F"/>
+          <w:sz w:val="22"/>
+          <w:szCs w:val="22"/>
+        </w:rPr>
         <w:t xml:space="preserve">Table </w:t>
       </w:r>
       <w:r>
@@ -1693,12 +1986,24 @@
         <w:fldChar w:fldCharType="separate"/>
       </w:r>
       <w:r>
+        <w:rPr>
+          <w:rFonts w:ascii="Calibri" w:hAnsi="Calibri"/>
+          <w:color w:val="16213F"/>
+          <w:sz w:val="22"/>
+          <w:szCs w:val="22"/>
+        </w:rPr>
         <w:t xml:space="preserve">1</w:t>
       </w:r>
       <w:r>
         <w:fldChar w:fldCharType="end"/>
       </w:r>
       <w:r>
+        <w:rPr>
+          <w:rFonts w:ascii="Calibri" w:hAnsi="Calibri"/>
+          <w:color w:val="16213F"/>
+          <w:sz w:val="22"/>
+          <w:szCs w:val="22"/>
+        </w:rPr>
         <w:t xml:space="preserve">. BrandDocs risk and readiness matrix (synthetic).</w:t>
       </w:r>
     </w:p>
@@ -1715,6 +2020,9 @@
       </w:r>
     </w:p>
     <w:p>
+      <w:pPr>
+        <w:spacing w:after="160"/>
+      </w:pPr>
       <w:r>
         <w:rPr>
           <w:rFonts w:ascii="Calibri" w:hAnsi="Calibri"/>
@@ -1772,6 +2080,9 @@
       </w:r>
     </w:p>
     <w:p>
+      <w:pPr>
+        <w:spacing w:after="160"/>
+      </w:pPr>
       <w:r>
         <w:rPr>
           <w:rFonts w:ascii="Calibri" w:hAnsi="Calibri"/>
@@ -1794,6 +2105,9 @@
       </w:r>
     </w:p>
     <w:p>
+      <w:pPr>
+        <w:spacing w:after="160"/>
+      </w:pPr>
       <w:r>
         <w:rPr>
           <w:rFonts w:ascii="Calibri" w:hAnsi="Calibri"/>
@@ -1804,6 +2118,51 @@
       </w:r>
     </w:p>
     <w:p>
+      <w:pPr>
+        <w:spacing w:after="160"/>
+      </w:pPr>
+      <w:r>
+        <w:rPr>
+          <w:rFonts w:ascii="Arial" w:hAnsi="Arial"/>
+          <w:color w:val="2B7CD3"/>
+          <w:sz w:val="36"/>
+        </w:rPr>
+        <w:t>Key takeaways</w:t>
+      </w:r>
+    </w:p>
+    <w:p>
+      <w:pPr>
+        <w:spacing w:after="160"/>
+      </w:pPr>
+      <w:r>
+        <w:rPr>
+          <w:rFonts w:ascii="Calibri" w:hAnsi="Calibri"/>
+          <w:color w:val="16213F"/>
+          <w:sz w:val="22"/>
+        </w:rPr>
+        <w:t xml:space="preserve">Templates capture conventions, not content; the accent reserved for </w:t>
+      </w:r>
+      <w:r>
+        <w:rPr>
+          <w:rFonts w:ascii="Calibri" w:hAnsi="Calibri"/>
+          <w:color w:val="C24D2B"/>
+          <w:sz w:val="22"/>
+        </w:rPr>
+        <w:t>product callouts</w:t>
+      </w:r>
+      <w:r>
+        <w:rPr>
+          <w:rFonts w:ascii="Calibri" w:hAnsi="Calibri"/>
+          <w:color w:val="16213F"/>
+          <w:sz w:val="22"/>
+        </w:rPr>
+        <w:t xml:space="preserve"> never bleeds into body copy.</w:t>
+      </w:r>
+    </w:p>
+    <w:p>
+      <w:pPr>
+        <w:spacing w:after="160"/>
+      </w:pPr>
       <w:r>
         <w:rPr>
           <w:rFonts w:ascii="Calibri" w:hAnsi="Calibri"/>
@@ -1816,6 +2175,10 @@
         <w:r>
           <w:rPr>
             <w:rStyle w:val="Hyperlink"/>
+            <w:rFonts w:ascii="Calibri" w:hAnsi="Calibri"/>
+            <w:color w:val="16213F"/>
+            <w:sz w:val="22"/>
+            <w:szCs w:val="22"/>
           </w:rPr>
           <w:t xml:space="preserve">brand.example.com</w:t>
         </w:r>
@@ -1823,6 +2186,7 @@
     </w:p>
     <w:p>
       <w:pPr>
+        <w:spacing w:after="160"/>
         <w:sectPr>
           <w:headerReference w:type="default" r:id="rId14"/>
           <w:footerReference w:type="default" r:id="rId15"/>
@@ -1844,6 +2208,9 @@
       </w:r>
     </w:p>
     <w:p>
+      <w:pPr>
+        <w:spacing w:after="160"/>
+      </w:pPr>
       <w:r>
         <w:rPr>
           <w:rFonts w:ascii="Calibri" w:hAnsi="Calibri"/>
@@ -1854,6 +2221,9 @@
       </w:r>
     </w:p>
     <w:p>
+      <w:pPr>
+        <w:spacing w:after="160"/>
+      </w:pPr>
       <w:r>
         <w:rPr>
           <w:rFonts w:ascii="Calibri" w:hAnsi="Calibri"/>
@@ -1865,6 +2235,7 @@
     </w:p>
     <w:p>
       <w:pPr>
+        <w:spacing w:after="160"/>
         <w:sectPr>
           <w:type w:val="continuous"/>
           <w:pgSz w:w="12240" w:h="15840"/>
@@ -1883,7 +2254,16 @@
       </w:r>
     </w:p>
     <w:p>
+      <w:pPr>
+        <w:spacing w:after="160"/>
+      </w:pPr>
       <w:r>
+        <w:rPr>
+          <w:rFonts w:ascii="Calibri" w:hAnsi="Calibri"/>
+          <w:color w:val="16213F"/>
+          <w:sz w:val="22"/>
+          <w:szCs w:val="22"/>
+        </w:rPr>
         <w:t>This appendix sits in a landscape section. It carries a wide program rollout matrix and a second brand figure that the portrait body cannot fit. Demo content the generator may clear.</w:t>
       </w:r>
     </w:p>
@@ -1900,6 +2280,10 @@
         <w:tblStyle w:val="BrandDocsTable"/>
         <w:tblW w:type="auto" w:w="0"/>
         <w:tblLayout w:type="fixed"/>
+        <w:tblCellMar>
+          <w:left w:w="115" w:type="dxa"/>
+          <w:right w:w="115" w:type="dxa"/>
+        </w:tblCellMar>
         <w:tblLook w:firstColumn="1" w:firstRow="1" w:lastColumn="0" w:lastRow="0" w:noHBand="0" w:noVBand="1" w:val="04A0"/>
         <w:tblLook w:firstRow="1" w:lastRow="0" w:firstColumn="0" w:lastColumn="0" w:noHBand="0" w:noVBand="1"/>
         <w:tblLayout w:type="fixed"/>
@@ -1920,6 +2304,12 @@
           </w:tcPr>
           <w:p>
             <w:r>
+              <w:rPr>
+                <w:rFonts w:ascii="Calibri" w:hAnsi="Calibri"/>
+                <w:color w:val="16213F"/>
+                <w:sz w:val="22"/>
+                <w:szCs w:val="22"/>
+              </w:rPr>
               <w:t>Workstream</w:t>
             </w:r>
           </w:p>
@@ -1930,6 +2320,12 @@
           </w:tcPr>
           <w:p>
             <w:r>
+              <w:rPr>
+                <w:rFonts w:ascii="Calibri" w:hAnsi="Calibri"/>
+                <w:color w:val="16213F"/>
+                <w:sz w:val="22"/>
+                <w:szCs w:val="22"/>
+              </w:rPr>
               <w:t>Owner</w:t>
             </w:r>
           </w:p>
@@ -1940,6 +2336,12 @@
           </w:tcPr>
           <w:p>
             <w:r>
+              <w:rPr>
+                <w:rFonts w:ascii="Calibri" w:hAnsi="Calibri"/>
+                <w:color w:val="16213F"/>
+                <w:sz w:val="22"/>
+                <w:szCs w:val="22"/>
+              </w:rPr>
               <w:t>Q1</w:t>
             </w:r>
           </w:p>
@@ -1950,6 +2352,12 @@
           </w:tcPr>
           <w:p>
             <w:r>
+              <w:rPr>
+                <w:rFonts w:ascii="Calibri" w:hAnsi="Calibri"/>
+                <w:color w:val="16213F"/>
+                <w:sz w:val="22"/>
+                <w:szCs w:val="22"/>
+              </w:rPr>
               <w:t>Q2</w:t>
             </w:r>
           </w:p>
@@ -1960,6 +2368,12 @@
           </w:tcPr>
           <w:p>
             <w:r>
+              <w:rPr>
+                <w:rFonts w:ascii="Calibri" w:hAnsi="Calibri"/>
+                <w:color w:val="16213F"/>
+                <w:sz w:val="22"/>
+                <w:szCs w:val="22"/>
+              </w:rPr>
               <w:t>Q3</w:t>
             </w:r>
           </w:p>
@@ -1970,6 +2384,12 @@
           </w:tcPr>
           <w:p>
             <w:r>
+              <w:rPr>
+                <w:rFonts w:ascii="Calibri" w:hAnsi="Calibri"/>
+                <w:color w:val="16213F"/>
+                <w:sz w:val="22"/>
+                <w:szCs w:val="22"/>
+              </w:rPr>
               <w:t>Q4</w:t>
             </w:r>
           </w:p>
@@ -1980,6 +2400,12 @@
           </w:tcPr>
           <w:p>
             <w:r>
+              <w:rPr>
+                <w:rFonts w:ascii="Calibri" w:hAnsi="Calibri"/>
+                <w:color w:val="16213F"/>
+                <w:sz w:val="22"/>
+                <w:szCs w:val="22"/>
+              </w:rPr>
               <w:t>Status</w:t>
             </w:r>
           </w:p>
@@ -1992,6 +2418,12 @@
           </w:tcPr>
           <w:p>
             <w:r>
+              <w:rPr>
+                <w:rFonts w:ascii="Calibri" w:hAnsi="Calibri"/>
+                <w:color w:val="16213F"/>
+                <w:sz w:val="22"/>
+                <w:szCs w:val="22"/>
+              </w:rPr>
               <w:t>Template surface</w:t>
             </w:r>
           </w:p>
@@ -2002,6 +2434,12 @@
           </w:tcPr>
           <w:p>
             <w:r>
+              <w:rPr>
+                <w:rFonts w:ascii="Calibri" w:hAnsi="Calibri"/>
+                <w:color w:val="16213F"/>
+                <w:sz w:val="22"/>
+                <w:szCs w:val="22"/>
+              </w:rPr>
               <w:t>Brand Office</w:t>
             </w:r>
           </w:p>
@@ -2012,6 +2450,12 @@
           </w:tcPr>
           <w:p>
             <w:r>
+              <w:rPr>
+                <w:rFonts w:ascii="Calibri" w:hAnsi="Calibri"/>
+                <w:color w:val="16213F"/>
+                <w:sz w:val="22"/>
+                <w:szCs w:val="22"/>
+              </w:rPr>
               <w:t>Scope</w:t>
             </w:r>
           </w:p>
@@ -2022,6 +2466,12 @@
           </w:tcPr>
           <w:p>
             <w:r>
+              <w:rPr>
+                <w:rFonts w:ascii="Calibri" w:hAnsi="Calibri"/>
+                <w:color w:val="16213F"/>
+                <w:sz w:val="22"/>
+                <w:szCs w:val="22"/>
+              </w:rPr>
               <w:t>Build</w:t>
             </w:r>
           </w:p>
@@ -2032,6 +2482,12 @@
           </w:tcPr>
           <w:p>
             <w:r>
+              <w:rPr>
+                <w:rFonts w:ascii="Calibri" w:hAnsi="Calibri"/>
+                <w:color w:val="16213F"/>
+                <w:sz w:val="22"/>
+                <w:szCs w:val="22"/>
+              </w:rPr>
               <w:t>QA</w:t>
             </w:r>
           </w:p>
@@ -2042,6 +2498,12 @@
           </w:tcPr>
           <w:p>
             <w:r>
+              <w:rPr>
+                <w:rFonts w:ascii="Calibri" w:hAnsi="Calibri"/>
+                <w:color w:val="16213F"/>
+                <w:sz w:val="22"/>
+                <w:szCs w:val="22"/>
+              </w:rPr>
               <w:t>Ship</w:t>
             </w:r>
           </w:p>
@@ -2052,6 +2514,12 @@
           </w:tcPr>
           <w:p>
             <w:r>
+              <w:rPr>
+                <w:rFonts w:ascii="Calibri" w:hAnsi="Calibri"/>
+                <w:color w:val="16213F"/>
+                <w:sz w:val="22"/>
+                <w:szCs w:val="22"/>
+              </w:rPr>
               <w:t>On track</w:t>
             </w:r>
           </w:p>
@@ -2064,6 +2532,12 @@
           </w:tcPr>
           <w:p>
             <w:r>
+              <w:rPr>
+                <w:rFonts w:ascii="Calibri" w:hAnsi="Calibri"/>
+                <w:color w:val="16213F"/>
+                <w:sz w:val="22"/>
+                <w:szCs w:val="22"/>
+              </w:rPr>
               <w:t>Profile extraction</w:t>
             </w:r>
           </w:p>
@@ -2074,6 +2548,12 @@
           </w:tcPr>
           <w:p>
             <w:r>
+              <w:rPr>
+                <w:rFonts w:ascii="Calibri" w:hAnsi="Calibri"/>
+                <w:color w:val="16213F"/>
+                <w:sz w:val="22"/>
+                <w:szCs w:val="22"/>
+              </w:rPr>
               <w:t>Platform</w:t>
             </w:r>
           </w:p>
@@ -2084,6 +2564,12 @@
           </w:tcPr>
           <w:p>
             <w:r>
+              <w:rPr>
+                <w:rFonts w:ascii="Calibri" w:hAnsi="Calibri"/>
+                <w:color w:val="16213F"/>
+                <w:sz w:val="22"/>
+                <w:szCs w:val="22"/>
+              </w:rPr>
               <w:t>Spec</w:t>
             </w:r>
           </w:p>
@@ -2094,6 +2580,12 @@
           </w:tcPr>
           <w:p>
             <w:r>
+              <w:rPr>
+                <w:rFonts w:ascii="Calibri" w:hAnsi="Calibri"/>
+                <w:color w:val="16213F"/>
+                <w:sz w:val="22"/>
+                <w:szCs w:val="22"/>
+              </w:rPr>
               <w:t>Build</w:t>
             </w:r>
           </w:p>
@@ -2104,6 +2596,12 @@
           </w:tcPr>
           <w:p>
             <w:r>
+              <w:rPr>
+                <w:rFonts w:ascii="Calibri" w:hAnsi="Calibri"/>
+                <w:color w:val="16213F"/>
+                <w:sz w:val="22"/>
+                <w:szCs w:val="22"/>
+              </w:rPr>
               <w:t>Verify</w:t>
             </w:r>
           </w:p>
@@ -2114,6 +2612,12 @@
           </w:tcPr>
           <w:p>
             <w:r>
+              <w:rPr>
+                <w:rFonts w:ascii="Calibri" w:hAnsi="Calibri"/>
+                <w:color w:val="16213F"/>
+                <w:sz w:val="22"/>
+                <w:szCs w:val="22"/>
+              </w:rPr>
               <w:t>Tune</w:t>
             </w:r>
           </w:p>
@@ -2124,6 +2628,12 @@
           </w:tcPr>
           <w:p>
             <w:r>
+              <w:rPr>
+                <w:rFonts w:ascii="Calibri" w:hAnsi="Calibri"/>
+                <w:color w:val="16213F"/>
+                <w:sz w:val="22"/>
+                <w:szCs w:val="22"/>
+              </w:rPr>
               <w:t>On track</w:t>
             </w:r>
           </w:p>
@@ -2136,6 +2646,12 @@
           </w:tcPr>
           <w:p>
             <w:r>
+              <w:rPr>
+                <w:rFonts w:ascii="Calibri" w:hAnsi="Calibri"/>
+                <w:color w:val="16213F"/>
+                <w:sz w:val="22"/>
+                <w:szCs w:val="22"/>
+              </w:rPr>
               <w:t>Generation engine</w:t>
             </w:r>
           </w:p>
@@ -2146,6 +2662,12 @@
           </w:tcPr>
           <w:p>
             <w:r>
+              <w:rPr>
+                <w:rFonts w:ascii="Calibri" w:hAnsi="Calibri"/>
+                <w:color w:val="16213F"/>
+                <w:sz w:val="22"/>
+                <w:szCs w:val="22"/>
+              </w:rPr>
               <w:t>Platform</w:t>
             </w:r>
           </w:p>
@@ -2156,6 +2678,12 @@
           </w:tcPr>
           <w:p>
             <w:r>
+              <w:rPr>
+                <w:rFonts w:ascii="Calibri" w:hAnsi="Calibri"/>
+                <w:color w:val="16213F"/>
+                <w:sz w:val="22"/>
+                <w:szCs w:val="22"/>
+              </w:rPr>
               <w:t>Design</w:t>
             </w:r>
           </w:p>
@@ -2166,6 +2694,12 @@
           </w:tcPr>
           <w:p>
             <w:r>
+              <w:rPr>
+                <w:rFonts w:ascii="Calibri" w:hAnsi="Calibri"/>
+                <w:color w:val="16213F"/>
+                <w:sz w:val="22"/>
+                <w:szCs w:val="22"/>
+              </w:rPr>
               <w:t>Build</w:t>
             </w:r>
           </w:p>
@@ -2176,6 +2710,12 @@
           </w:tcPr>
           <w:p>
             <w:r>
+              <w:rPr>
+                <w:rFonts w:ascii="Calibri" w:hAnsi="Calibri"/>
+                <w:color w:val="16213F"/>
+                <w:sz w:val="22"/>
+                <w:szCs w:val="22"/>
+              </w:rPr>
               <w:t>Build</w:t>
             </w:r>
           </w:p>
@@ -2186,6 +2726,12 @@
           </w:tcPr>
           <w:p>
             <w:r>
+              <w:rPr>
+                <w:rFonts w:ascii="Calibri" w:hAnsi="Calibri"/>
+                <w:color w:val="16213F"/>
+                <w:sz w:val="22"/>
+                <w:szCs w:val="22"/>
+              </w:rPr>
               <w:t>Verify</w:t>
             </w:r>
           </w:p>
@@ -2196,6 +2742,12 @@
           </w:tcPr>
           <w:p>
             <w:r>
+              <w:rPr>
+                <w:rFonts w:ascii="Calibri" w:hAnsi="Calibri"/>
+                <w:color w:val="16213F"/>
+                <w:sz w:val="22"/>
+                <w:szCs w:val="22"/>
+              </w:rPr>
               <w:t>At risk</w:t>
             </w:r>
           </w:p>
@@ -2208,6 +2760,12 @@
           </w:tcPr>
           <w:p>
             <w:r>
+              <w:rPr>
+                <w:rFonts w:ascii="Calibri" w:hAnsi="Calibri"/>
+                <w:color w:val="16213F"/>
+                <w:sz w:val="22"/>
+                <w:szCs w:val="22"/>
+              </w:rPr>
               <w:t>Rollout &amp; training</w:t>
             </w:r>
           </w:p>
@@ -2218,6 +2776,12 @@
           </w:tcPr>
           <w:p>
             <w:r>
+              <w:rPr>
+                <w:rFonts w:ascii="Calibri" w:hAnsi="Calibri"/>
+                <w:color w:val="16213F"/>
+                <w:sz w:val="22"/>
+                <w:szCs w:val="22"/>
+              </w:rPr>
               <w:t>Enablement</w:t>
             </w:r>
           </w:p>
@@ -2228,6 +2792,12 @@
           </w:tcPr>
           <w:p>
             <w:r>
+              <w:rPr>
+                <w:rFonts w:ascii="Calibri" w:hAnsi="Calibri"/>
+                <w:color w:val="16213F"/>
+                <w:sz w:val="22"/>
+                <w:szCs w:val="22"/>
+              </w:rPr>
               <w:t>Plan</w:t>
             </w:r>
           </w:p>
@@ -2238,6 +2808,12 @@
           </w:tcPr>
           <w:p>
             <w:r>
+              <w:rPr>
+                <w:rFonts w:ascii="Calibri" w:hAnsi="Calibri"/>
+                <w:color w:val="16213F"/>
+                <w:sz w:val="22"/>
+                <w:szCs w:val="22"/>
+              </w:rPr>
               <w:t>Draft</w:t>
             </w:r>
           </w:p>
@@ -2248,6 +2824,12 @@
           </w:tcPr>
           <w:p>
             <w:r>
+              <w:rPr>
+                <w:rFonts w:ascii="Calibri" w:hAnsi="Calibri"/>
+                <w:color w:val="16213F"/>
+                <w:sz w:val="22"/>
+                <w:szCs w:val="22"/>
+              </w:rPr>
               <w:t>Pilot</w:t>
             </w:r>
           </w:p>
@@ -2258,6 +2840,12 @@
           </w:tcPr>
           <w:p>
             <w:r>
+              <w:rPr>
+                <w:rFonts w:ascii="Calibri" w:hAnsi="Calibri"/>
+                <w:color w:val="16213F"/>
+                <w:sz w:val="22"/>
+                <w:szCs w:val="22"/>
+              </w:rPr>
               <w:t>Launch</w:t>
             </w:r>
           </w:p>
@@ -2268,6 +2856,12 @@
           </w:tcPr>
           <w:p>
             <w:r>
+              <w:rPr>
+                <w:rFonts w:ascii="Calibri" w:hAnsi="Calibri"/>
+                <w:color w:val="16213F"/>
+                <w:sz w:val="22"/>
+                <w:szCs w:val="22"/>
+              </w:rPr>
               <w:t>Planned</w:t>
             </w:r>
           </w:p>
@@ -2279,6 +2873,12 @@
         <w:pStyle w:val="Caption"/>
       </w:pPr>
       <w:r>
+        <w:rPr>
+          <w:rFonts w:ascii="Calibri" w:hAnsi="Calibri"/>
+          <w:color w:val="16213F"/>
+          <w:sz w:val="22"/>
+          <w:szCs w:val="22"/>
+        </w:rPr>
         <w:t xml:space="preserve">Table </w:t>
       </w:r>
       <w:r>
@@ -2291,12 +2891,24 @@
         <w:fldChar w:fldCharType="separate"/>
       </w:r>
       <w:r>
+        <w:rPr>
+          <w:rFonts w:ascii="Calibri" w:hAnsi="Calibri"/>
+          <w:color w:val="16213F"/>
+          <w:sz w:val="22"/>
+          <w:szCs w:val="22"/>
+        </w:rPr>
         <w:t xml:space="preserve">1</w:t>
       </w:r>
       <w:r>
         <w:fldChar w:fldCharType="end"/>
       </w:r>
       <w:r>
+        <w:rPr>
+          <w:rFonts w:ascii="Calibri" w:hAnsi="Calibri"/>
+          <w:color w:val="16213F"/>
+          <w:sz w:val="22"/>
+          <w:szCs w:val="22"/>
+        </w:rPr>
         <w:t xml:space="preserve">. BrandDocs FY2026 program rollout matrix (synthetic).</w:t>
       </w:r>
     </w:p>
@@ -2310,6 +2922,7 @@
     </w:p>
     <w:p>
       <w:pPr>
+        <w:spacing w:after="160"/>
         <w:jc w:val="center"/>
       </w:pPr>
       <w:r>
@@ -2355,6 +2968,12 @@
         <w:pStyle w:val="Caption"/>
       </w:pPr>
       <w:r>
+        <w:rPr>
+          <w:rFonts w:ascii="Calibri" w:hAnsi="Calibri"/>
+          <w:color w:val="16213F"/>
+          <w:sz w:val="22"/>
+          <w:szCs w:val="22"/>
+        </w:rPr>
         <w:t xml:space="preserve">Figure </w:t>
       </w:r>
       <w:r>
@@ -2367,12 +2986,24 @@
         <w:fldChar w:fldCharType="separate"/>
       </w:r>
       <w:r>
+        <w:rPr>
+          <w:rFonts w:ascii="Calibri" w:hAnsi="Calibri"/>
+          <w:color w:val="16213F"/>
+          <w:sz w:val="22"/>
+          <w:szCs w:val="22"/>
+        </w:rPr>
         <w:t xml:space="preserve">1</w:t>
       </w:r>
       <w:r>
         <w:fldChar w:fldCharType="end"/>
       </w:r>
       <w:r>
+        <w:rPr>
+          <w:rFonts w:ascii="Calibri" w:hAnsi="Calibri"/>
+          <w:color w:val="16213F"/>
+          <w:sz w:val="22"/>
+          <w:szCs w:val="22"/>
+        </w:rPr>
         <w:t xml:space="preserve">. BrandDocs Corp growth curve (synthetic illustration).</w:t>
       </w:r>
     </w:p>

--- a/examples/templates/branddocs_template.docx
+++ b/examples/templates/branddocs_template.docx
@@ -102,18 +102,14 @@
                       <ns2:off x="0" y="0"/>
                       <ns2:ext cx="5943600" cy="274320"/>
                     </ns2:xfrm>
-                    <ns2:prstGeom prst="roundRect">
-                      <ns2:avLst>
-                        <ns2:gd name="adj" fmla="val 8000"/>
-                      </ns2:avLst>
+                    <ns2:prstGeom prst="rect">
+                      <ns2:avLst/>
                     </ns2:prstGeom>
                     <ns2:solidFill>
                       <ns2:srgbClr val="16213F"/>
                     </ns2:solidFill>
-                    <ns2:ln w="19050">
-                      <ns2:solidFill>
-                        <ns2:srgbClr val="E0742B"/>
-                      </ns2:solidFill>
+                    <ns2:ln>
+                      <ns2:noFill/>
                     </ns2:ln>
                   </wps:spPr>
                   <wps:bodyPr rtlIns="0" bIns="0"/>
@@ -289,6 +285,9 @@
         <w:gridCol w:w="4320"/>
       </w:tblGrid>
       <w:tr>
+        <w:trPr>
+          <w:tblHeader/>
+        </w:trPr>
         <w:tc>
           <w:tcPr>
             <w:tcW w:type="dxa" w:w="4320"/>
@@ -1109,6 +1108,9 @@
         <w:gridCol w:w="2160"/>
       </w:tblGrid>
       <w:tr>
+        <w:trPr>
+          <w:tblHeader/>
+        </w:trPr>
         <w:tc>
           <w:tcPr>
             <w:tcW w:type="dxa" w:w="2160"/>
@@ -1649,6 +1651,9 @@
         <w:gridCol w:w="2160"/>
       </w:tblGrid>
       <w:tr>
+        <w:trPr>
+          <w:tblHeader/>
+        </w:trPr>
         <w:tc>
           <w:tcPr>
             <w:tcW w:type="dxa" w:w="1980"/>
@@ -2236,6 +2241,32 @@
     <w:p>
       <w:pPr>
         <w:spacing w:after="160"/>
+      </w:pPr>
+      <w:r>
+        <w:rPr>
+          <w:rFonts w:ascii="Calibri" w:hAnsi="Calibri"/>
+          <w:color w:val="16213F"/>
+          <w:sz w:val="22"/>
+        </w:rPr>
+        <w:t>The brand profile records what the template proves: named styles, theme colors and fonts, table conventions, list numbering, paragraph spacing, cover slots, and the index front matter that regenerates from new content.</w:t>
+      </w:r>
+    </w:p>
+    <w:p>
+      <w:pPr>
+        <w:spacing w:after="160"/>
+      </w:pPr>
+      <w:r>
+        <w:rPr>
+          <w:rFonts w:ascii="Calibri" w:hAnsi="Calibri"/>
+          <w:color w:val="16213F"/>
+          <w:sz w:val="22"/>
+        </w:rPr>
+        <w:t>Every captured fact is verified against this file before it is ever applied, so a generated document can only use what the template itself defines. That is the whole contract, in two columns.</w:t>
+      </w:r>
+    </w:p>
+    <w:p>
+      <w:pPr>
+        <w:spacing w:after="160"/>
         <w:sectPr>
           <w:type w:val="continuous"/>
           <w:pgSz w:w="12240" w:h="15840"/>
@@ -2298,6 +2329,9 @@
         <w:gridCol w:w="1749"/>
       </w:tblGrid>
       <w:tr>
+        <w:trPr>
+          <w:tblHeader/>
+        </w:trPr>
         <w:tc>
           <w:tcPr>
             <w:tcW w:type="dxa" w:w="2880"/>
@@ -2305,8 +2339,8 @@
           <w:p>
             <w:r>
               <w:rPr>
-                <w:rFonts w:ascii="Calibri" w:hAnsi="Calibri"/>
-                <w:color w:val="16213F"/>
+                <w:rFonts w:ascii="Arial" w:hAnsi="Arial"/>
+                <w:color w:val="FFFFFF"/>
                 <w:sz w:val="22"/>
                 <w:szCs w:val="22"/>
               </w:rPr>
@@ -2321,8 +2355,8 @@
           <w:p>
             <w:r>
               <w:rPr>
-                <w:rFonts w:ascii="Calibri" w:hAnsi="Calibri"/>
-                <w:color w:val="16213F"/>
+                <w:rFonts w:ascii="Arial" w:hAnsi="Arial"/>
+                <w:color w:val="FFFFFF"/>
                 <w:sz w:val="22"/>
                 <w:szCs w:val="22"/>
               </w:rPr>
@@ -2337,8 +2371,8 @@
           <w:p>
             <w:r>
               <w:rPr>
-                <w:rFonts w:ascii="Calibri" w:hAnsi="Calibri"/>
-                <w:color w:val="16213F"/>
+                <w:rFonts w:ascii="Arial" w:hAnsi="Arial"/>
+                <w:color w:val="FFFFFF"/>
                 <w:sz w:val="22"/>
                 <w:szCs w:val="22"/>
               </w:rPr>
@@ -2353,8 +2387,8 @@
           <w:p>
             <w:r>
               <w:rPr>
-                <w:rFonts w:ascii="Calibri" w:hAnsi="Calibri"/>
-                <w:color w:val="16213F"/>
+                <w:rFonts w:ascii="Arial" w:hAnsi="Arial"/>
+                <w:color w:val="FFFFFF"/>
                 <w:sz w:val="22"/>
                 <w:szCs w:val="22"/>
               </w:rPr>
@@ -2369,8 +2403,8 @@
           <w:p>
             <w:r>
               <w:rPr>
-                <w:rFonts w:ascii="Calibri" w:hAnsi="Calibri"/>
-                <w:color w:val="16213F"/>
+                <w:rFonts w:ascii="Arial" w:hAnsi="Arial"/>
+                <w:color w:val="FFFFFF"/>
                 <w:sz w:val="22"/>
                 <w:szCs w:val="22"/>
               </w:rPr>
@@ -2385,8 +2419,8 @@
           <w:p>
             <w:r>
               <w:rPr>
-                <w:rFonts w:ascii="Calibri" w:hAnsi="Calibri"/>
-                <w:color w:val="16213F"/>
+                <w:rFonts w:ascii="Arial" w:hAnsi="Arial"/>
+                <w:color w:val="FFFFFF"/>
                 <w:sz w:val="22"/>
                 <w:szCs w:val="22"/>
               </w:rPr>
@@ -2401,8 +2435,8 @@
           <w:p>
             <w:r>
               <w:rPr>
-                <w:rFonts w:ascii="Calibri" w:hAnsi="Calibri"/>
-                <w:color w:val="16213F"/>
+                <w:rFonts w:ascii="Arial" w:hAnsi="Arial"/>
+                <w:color w:val="FFFFFF"/>
                 <w:sz w:val="22"/>
                 <w:szCs w:val="22"/>
               </w:rPr>
@@ -3011,7 +3045,7 @@
       <w:pgSz w:w="15840" w:h="12240" w:orient="landscape"/>
       <w:pgMar w:top="1440" w:right="1800" w:bottom="1440" w:left="1800" w:header="720" w:footer="720" w:gutter="0"/>
       <w:docGrid w:linePitch="360"/>
-      <w:cols w:num="2" w:space="720" w:sep="1" w:equalWidth="1"/>
+      <w:cols w:num="1"/>
     </w:sectPr>
   </w:body>
 </w:document>
